--- a/Защита/Шумов в КП Итоговый.docx
+++ b/Защита/Шумов в КП Итоговый.docx
@@ -18,6 +18,1224 @@
     </w:p>
     <w:p>
       <w:pPr>
+        <w:pStyle w:val="15"/>
+        <w:keepNext w:val="0"/>
+        <w:keepLines w:val="0"/>
+        <w:widowControl/>
+        <w:suppressLineNumbers w:val="0"/>
+        <w:pBdr>
+          <w:top w:val="none" w:color="auto" w:sz="0" w:space="0"/>
+          <w:left w:val="none" w:color="auto" w:sz="0" w:space="0"/>
+          <w:bottom w:val="none" w:color="auto" w:sz="0" w:space="0"/>
+          <w:right w:val="none" w:color="auto" w:sz="0" w:space="0"/>
+          <w:between w:val="none" w:color="auto" w:sz="0" w:space="0"/>
+        </w:pBdr>
+        <w:spacing w:before="0" w:beforeAutospacing="0" w:after="0" w:afterAutospacing="0" w:line="240" w:lineRule="auto"/>
+        <w:ind w:left="0" w:right="0"/>
+        <w:jc w:val="center"/>
+      </w:pPr>
+      <w:bookmarkStart w:id="1" w:name="_Hlk193929822"/>
+      <w:r>
+        <w:rPr>
+          <w:rFonts w:hint="default" w:ascii="Times New Roman" w:hAnsi="Times New Roman" w:cs="Times New Roman"/>
+          <w:color w:val="000000"/>
+          <w:sz w:val="24"/>
+          <w:szCs w:val="24"/>
+        </w:rPr>
+        <w:t>Министерство образования Московской области</w:t>
+      </w:r>
+    </w:p>
+    <w:p>
+      <w:pPr>
+        <w:pStyle w:val="15"/>
+        <w:keepNext w:val="0"/>
+        <w:keepLines w:val="0"/>
+        <w:widowControl/>
+        <w:suppressLineNumbers w:val="0"/>
+        <w:pBdr>
+          <w:top w:val="none" w:color="auto" w:sz="0" w:space="0"/>
+          <w:left w:val="none" w:color="auto" w:sz="0" w:space="0"/>
+          <w:bottom w:val="none" w:color="auto" w:sz="0" w:space="0"/>
+          <w:right w:val="none" w:color="auto" w:sz="0" w:space="0"/>
+          <w:between w:val="none" w:color="auto" w:sz="0" w:space="0"/>
+        </w:pBdr>
+        <w:spacing w:before="0" w:beforeAutospacing="0" w:after="0" w:afterAutospacing="0" w:line="240" w:lineRule="auto"/>
+        <w:jc w:val="center"/>
+      </w:pPr>
+      <w:r>
+        <w:rPr>
+          <w:rFonts w:hint="default" w:ascii="Times New Roman" w:hAnsi="Times New Roman" w:cs="Times New Roman"/>
+          <w:color w:val="000000"/>
+          <w:sz w:val="24"/>
+          <w:szCs w:val="24"/>
+        </w:rPr>
+        <w:t>Государственное образовательное учреждение высшего образования Московской области</w:t>
+      </w:r>
+    </w:p>
+    <w:p>
+      <w:pPr>
+        <w:pStyle w:val="15"/>
+        <w:keepNext w:val="0"/>
+        <w:keepLines w:val="0"/>
+        <w:widowControl/>
+        <w:suppressLineNumbers w:val="0"/>
+        <w:pBdr>
+          <w:top w:val="none" w:color="auto" w:sz="0" w:space="0"/>
+          <w:left w:val="none" w:color="auto" w:sz="0" w:space="0"/>
+          <w:bottom w:val="none" w:color="auto" w:sz="0" w:space="0"/>
+          <w:right w:val="none" w:color="auto" w:sz="0" w:space="0"/>
+          <w:between w:val="none" w:color="auto" w:sz="0" w:space="0"/>
+        </w:pBdr>
+        <w:spacing w:before="0" w:beforeAutospacing="0" w:after="0" w:afterAutospacing="0" w:line="240" w:lineRule="auto"/>
+        <w:jc w:val="center"/>
+      </w:pPr>
+      <w:r>
+        <w:rPr>
+          <w:rFonts w:hint="default" w:ascii="Times New Roman" w:hAnsi="Times New Roman" w:cs="Times New Roman"/>
+          <w:color w:val="000000"/>
+          <w:sz w:val="24"/>
+          <w:szCs w:val="24"/>
+        </w:rPr>
+        <w:t>«Государственный гуманитарно-технологический университет»</w:t>
+      </w:r>
+    </w:p>
+    <w:p>
+      <w:pPr>
+        <w:pStyle w:val="15"/>
+        <w:keepNext w:val="0"/>
+        <w:keepLines w:val="0"/>
+        <w:widowControl/>
+        <w:suppressLineNumbers w:val="0"/>
+        <w:pBdr>
+          <w:top w:val="none" w:color="auto" w:sz="0" w:space="0"/>
+          <w:left w:val="none" w:color="auto" w:sz="0" w:space="0"/>
+          <w:bottom w:val="none" w:color="auto" w:sz="0" w:space="0"/>
+          <w:right w:val="none" w:color="auto" w:sz="0" w:space="0"/>
+          <w:between w:val="none" w:color="auto" w:sz="0" w:space="0"/>
+        </w:pBdr>
+        <w:spacing w:before="0" w:beforeAutospacing="0" w:after="0" w:afterAutospacing="0" w:line="240" w:lineRule="auto"/>
+        <w:jc w:val="center"/>
+      </w:pPr>
+      <w:r>
+        <w:rPr>
+          <w:bdr w:val="none" w:color="auto" w:sz="0" w:space="0"/>
+        </w:rPr>
+        <w:t> </w:t>
+      </w:r>
+    </w:p>
+    <w:p>
+      <w:pPr>
+        <w:pStyle w:val="15"/>
+        <w:keepNext w:val="0"/>
+        <w:keepLines w:val="0"/>
+        <w:widowControl/>
+        <w:suppressLineNumbers w:val="0"/>
+        <w:pBdr>
+          <w:top w:val="none" w:color="auto" w:sz="0" w:space="0"/>
+          <w:left w:val="none" w:color="auto" w:sz="0" w:space="0"/>
+          <w:bottom w:val="none" w:color="auto" w:sz="0" w:space="0"/>
+          <w:right w:val="none" w:color="auto" w:sz="0" w:space="0"/>
+          <w:between w:val="none" w:color="auto" w:sz="0" w:space="0"/>
+        </w:pBdr>
+        <w:spacing w:before="0" w:beforeAutospacing="0" w:after="0" w:afterAutospacing="0" w:line="240" w:lineRule="auto"/>
+        <w:jc w:val="center"/>
+      </w:pPr>
+      <w:r>
+        <w:rPr>
+          <w:rFonts w:hint="default" w:ascii="Times New Roman" w:hAnsi="Times New Roman" w:cs="Times New Roman"/>
+          <w:b/>
+          <w:bCs/>
+          <w:color w:val="000000"/>
+          <w:sz w:val="24"/>
+          <w:szCs w:val="24"/>
+          <w:u w:val="single"/>
+        </w:rPr>
+        <w:t>Ликино-Дулевский политехнический колледж - филиал ГГТУ</w:t>
+      </w:r>
+    </w:p>
+    <w:p>
+      <w:pPr>
+        <w:pStyle w:val="15"/>
+        <w:keepNext w:val="0"/>
+        <w:keepLines w:val="0"/>
+        <w:widowControl/>
+        <w:suppressLineNumbers w:val="0"/>
+        <w:pBdr>
+          <w:top w:val="none" w:color="auto" w:sz="0" w:space="0"/>
+          <w:left w:val="none" w:color="auto" w:sz="0" w:space="0"/>
+          <w:bottom w:val="none" w:color="auto" w:sz="0" w:space="0"/>
+          <w:right w:val="none" w:color="auto" w:sz="0" w:space="0"/>
+          <w:between w:val="none" w:color="auto" w:sz="0" w:space="0"/>
+        </w:pBdr>
+        <w:spacing w:before="0" w:beforeAutospacing="0" w:after="0" w:afterAutospacing="0" w:line="240" w:lineRule="auto"/>
+        <w:ind w:left="0" w:firstLine="700"/>
+        <w:jc w:val="center"/>
+      </w:pPr>
+      <w:r>
+        <w:rPr>
+          <w:bdr w:val="none" w:color="auto" w:sz="0" w:space="0"/>
+        </w:rPr>
+        <w:t> </w:t>
+      </w:r>
+    </w:p>
+    <w:p>
+      <w:pPr>
+        <w:pStyle w:val="15"/>
+        <w:keepNext w:val="0"/>
+        <w:keepLines w:val="0"/>
+        <w:widowControl/>
+        <w:suppressLineNumbers w:val="0"/>
+        <w:pBdr>
+          <w:top w:val="none" w:color="auto" w:sz="0" w:space="0"/>
+          <w:left w:val="none" w:color="auto" w:sz="0" w:space="0"/>
+          <w:bottom w:val="none" w:color="auto" w:sz="0" w:space="0"/>
+          <w:right w:val="none" w:color="auto" w:sz="0" w:space="0"/>
+          <w:between w:val="none" w:color="auto" w:sz="0" w:space="0"/>
+        </w:pBdr>
+        <w:spacing w:before="0" w:beforeAutospacing="0" w:after="0" w:afterAutospacing="0" w:line="240" w:lineRule="auto"/>
+        <w:ind w:left="0" w:firstLine="700"/>
+        <w:jc w:val="center"/>
+      </w:pPr>
+      <w:r>
+        <w:rPr>
+          <w:bdr w:val="none" w:color="auto" w:sz="0" w:space="0"/>
+        </w:rPr>
+        <w:t> </w:t>
+      </w:r>
+    </w:p>
+    <w:p>
+      <w:pPr>
+        <w:pStyle w:val="15"/>
+        <w:keepNext w:val="0"/>
+        <w:keepLines w:val="0"/>
+        <w:widowControl/>
+        <w:suppressLineNumbers w:val="0"/>
+        <w:pBdr>
+          <w:top w:val="none" w:color="auto" w:sz="0" w:space="0"/>
+          <w:left w:val="none" w:color="auto" w:sz="0" w:space="0"/>
+          <w:bottom w:val="none" w:color="auto" w:sz="0" w:space="0"/>
+          <w:right w:val="none" w:color="auto" w:sz="0" w:space="0"/>
+          <w:between w:val="none" w:color="auto" w:sz="0" w:space="0"/>
+        </w:pBdr>
+        <w:spacing w:before="0" w:beforeAutospacing="0" w:after="0" w:afterAutospacing="0" w:line="240" w:lineRule="auto"/>
+        <w:ind w:left="0" w:firstLine="700"/>
+        <w:jc w:val="center"/>
+      </w:pPr>
+      <w:r>
+        <w:rPr>
+          <w:bdr w:val="none" w:color="auto" w:sz="0" w:space="0"/>
+        </w:rPr>
+        <w:t> </w:t>
+      </w:r>
+    </w:p>
+    <w:p>
+      <w:pPr>
+        <w:pStyle w:val="15"/>
+        <w:keepNext w:val="0"/>
+        <w:keepLines w:val="0"/>
+        <w:widowControl/>
+        <w:suppressLineNumbers w:val="0"/>
+        <w:pBdr>
+          <w:top w:val="none" w:color="auto" w:sz="0" w:space="0"/>
+          <w:left w:val="none" w:color="auto" w:sz="0" w:space="0"/>
+          <w:bottom w:val="none" w:color="auto" w:sz="0" w:space="0"/>
+          <w:right w:val="none" w:color="auto" w:sz="0" w:space="0"/>
+          <w:between w:val="none" w:color="auto" w:sz="0" w:space="0"/>
+        </w:pBdr>
+        <w:spacing w:before="0" w:beforeAutospacing="0" w:after="0" w:afterAutospacing="0" w:line="240" w:lineRule="auto"/>
+        <w:ind w:left="0" w:firstLine="700"/>
+        <w:jc w:val="center"/>
+      </w:pPr>
+      <w:r>
+        <w:rPr>
+          <w:bdr w:val="none" w:color="auto" w:sz="0" w:space="0"/>
+        </w:rPr>
+        <w:t> </w:t>
+      </w:r>
+    </w:p>
+    <w:p>
+      <w:pPr>
+        <w:pStyle w:val="15"/>
+        <w:keepNext w:val="0"/>
+        <w:keepLines w:val="0"/>
+        <w:widowControl/>
+        <w:suppressLineNumbers w:val="0"/>
+        <w:pBdr>
+          <w:top w:val="none" w:color="auto" w:sz="0" w:space="0"/>
+          <w:left w:val="none" w:color="auto" w:sz="0" w:space="0"/>
+          <w:bottom w:val="none" w:color="auto" w:sz="0" w:space="0"/>
+          <w:right w:val="none" w:color="auto" w:sz="0" w:space="0"/>
+          <w:between w:val="none" w:color="auto" w:sz="0" w:space="0"/>
+        </w:pBdr>
+        <w:spacing w:before="0" w:beforeAutospacing="0" w:after="0" w:afterAutospacing="0" w:line="240" w:lineRule="auto"/>
+        <w:ind w:left="0" w:firstLine="700"/>
+        <w:jc w:val="center"/>
+      </w:pPr>
+      <w:r>
+        <w:rPr>
+          <w:bdr w:val="none" w:color="auto" w:sz="0" w:space="0"/>
+        </w:rPr>
+        <w:t> </w:t>
+      </w:r>
+    </w:p>
+    <w:p>
+      <w:pPr>
+        <w:pStyle w:val="15"/>
+        <w:keepNext w:val="0"/>
+        <w:keepLines w:val="0"/>
+        <w:widowControl/>
+        <w:suppressLineNumbers w:val="0"/>
+        <w:pBdr>
+          <w:top w:val="none" w:color="auto" w:sz="0" w:space="0"/>
+          <w:left w:val="none" w:color="auto" w:sz="0" w:space="0"/>
+          <w:bottom w:val="none" w:color="auto" w:sz="0" w:space="0"/>
+          <w:right w:val="none" w:color="auto" w:sz="0" w:space="0"/>
+          <w:between w:val="none" w:color="auto" w:sz="0" w:space="0"/>
+        </w:pBdr>
+        <w:spacing w:before="0" w:beforeAutospacing="0" w:after="0" w:afterAutospacing="0" w:line="240" w:lineRule="auto"/>
+        <w:ind w:left="0" w:firstLine="700"/>
+        <w:jc w:val="center"/>
+      </w:pPr>
+      <w:r>
+        <w:rPr>
+          <w:bdr w:val="none" w:color="auto" w:sz="0" w:space="0"/>
+        </w:rPr>
+        <w:t> </w:t>
+      </w:r>
+    </w:p>
+    <w:p>
+      <w:pPr>
+        <w:pStyle w:val="15"/>
+        <w:keepNext w:val="0"/>
+        <w:keepLines w:val="0"/>
+        <w:widowControl/>
+        <w:suppressLineNumbers w:val="0"/>
+        <w:pBdr>
+          <w:top w:val="none" w:color="auto" w:sz="0" w:space="0"/>
+          <w:left w:val="none" w:color="auto" w:sz="0" w:space="0"/>
+          <w:bottom w:val="none" w:color="auto" w:sz="0" w:space="0"/>
+          <w:right w:val="none" w:color="auto" w:sz="0" w:space="0"/>
+          <w:between w:val="none" w:color="auto" w:sz="0" w:space="0"/>
+        </w:pBdr>
+        <w:spacing w:before="0" w:beforeAutospacing="0" w:after="0" w:afterAutospacing="0" w:line="240" w:lineRule="auto"/>
+        <w:ind w:left="0" w:firstLine="700"/>
+        <w:jc w:val="center"/>
+      </w:pPr>
+      <w:r>
+        <w:rPr>
+          <w:bdr w:val="none" w:color="auto" w:sz="0" w:space="0"/>
+        </w:rPr>
+        <w:t> </w:t>
+      </w:r>
+    </w:p>
+    <w:p>
+      <w:pPr>
+        <w:pStyle w:val="15"/>
+        <w:keepNext w:val="0"/>
+        <w:keepLines w:val="0"/>
+        <w:widowControl/>
+        <w:suppressLineNumbers w:val="0"/>
+        <w:pBdr>
+          <w:top w:val="none" w:color="auto" w:sz="0" w:space="0"/>
+          <w:left w:val="none" w:color="auto" w:sz="0" w:space="0"/>
+          <w:bottom w:val="none" w:color="auto" w:sz="0" w:space="0"/>
+          <w:right w:val="none" w:color="auto" w:sz="0" w:space="0"/>
+          <w:between w:val="none" w:color="auto" w:sz="0" w:space="0"/>
+        </w:pBdr>
+        <w:spacing w:before="0" w:beforeAutospacing="0" w:after="0" w:afterAutospacing="0" w:line="240" w:lineRule="auto"/>
+        <w:jc w:val="center"/>
+      </w:pPr>
+      <w:r>
+        <w:rPr>
+          <w:rFonts w:hint="default" w:ascii="Times New Roman" w:hAnsi="Times New Roman" w:cs="Times New Roman"/>
+          <w:b/>
+          <w:bCs/>
+          <w:color w:val="000000"/>
+          <w:sz w:val="24"/>
+          <w:szCs w:val="24"/>
+        </w:rPr>
+        <w:t>КУРСОВОЙ ПРОЕКТ</w:t>
+      </w:r>
+    </w:p>
+    <w:p>
+      <w:pPr>
+        <w:pStyle w:val="15"/>
+        <w:keepNext w:val="0"/>
+        <w:keepLines w:val="0"/>
+        <w:widowControl/>
+        <w:suppressLineNumbers w:val="0"/>
+        <w:pBdr>
+          <w:top w:val="none" w:color="auto" w:sz="0" w:space="0"/>
+          <w:left w:val="none" w:color="auto" w:sz="0" w:space="0"/>
+          <w:bottom w:val="none" w:color="auto" w:sz="0" w:space="0"/>
+          <w:right w:val="none" w:color="auto" w:sz="0" w:space="0"/>
+          <w:between w:val="none" w:color="auto" w:sz="0" w:space="0"/>
+        </w:pBdr>
+        <w:spacing w:before="0" w:beforeAutospacing="0" w:after="0" w:afterAutospacing="0" w:line="240" w:lineRule="auto"/>
+        <w:jc w:val="center"/>
+      </w:pPr>
+      <w:r>
+        <w:rPr>
+          <w:bdr w:val="none" w:color="auto" w:sz="0" w:space="0"/>
+        </w:rPr>
+        <w:t> </w:t>
+      </w:r>
+    </w:p>
+    <w:p>
+      <w:pPr>
+        <w:pStyle w:val="15"/>
+        <w:keepNext w:val="0"/>
+        <w:keepLines w:val="0"/>
+        <w:widowControl/>
+        <w:suppressLineNumbers w:val="0"/>
+        <w:pBdr>
+          <w:top w:val="none" w:color="auto" w:sz="0" w:space="0"/>
+          <w:left w:val="none" w:color="auto" w:sz="0" w:space="0"/>
+          <w:bottom w:val="none" w:color="auto" w:sz="0" w:space="0"/>
+          <w:right w:val="none" w:color="auto" w:sz="0" w:space="0"/>
+          <w:between w:val="none" w:color="auto" w:sz="0" w:space="0"/>
+        </w:pBdr>
+        <w:shd w:val="clear" w:fill="FFFFFF"/>
+        <w:spacing w:before="0" w:beforeAutospacing="0" w:after="0" w:afterAutospacing="0" w:line="240" w:lineRule="auto"/>
+        <w:jc w:val="center"/>
+      </w:pPr>
+      <w:r>
+        <w:rPr>
+          <w:rFonts w:hint="default" w:ascii="Times New Roman" w:hAnsi="Times New Roman" w:cs="Times New Roman"/>
+          <w:color w:val="000000"/>
+          <w:sz w:val="24"/>
+          <w:szCs w:val="24"/>
+          <w:u w:val="single"/>
+          <w:shd w:val="clear" w:fill="FFFFFF"/>
+        </w:rPr>
+        <w:t xml:space="preserve">Разработка программных модулей для информационной системы </w:t>
+      </w:r>
+    </w:p>
+    <w:p>
+      <w:pPr>
+        <w:pStyle w:val="15"/>
+        <w:keepNext w:val="0"/>
+        <w:keepLines w:val="0"/>
+        <w:widowControl/>
+        <w:suppressLineNumbers w:val="0"/>
+        <w:pBdr>
+          <w:top w:val="none" w:color="auto" w:sz="0" w:space="0"/>
+          <w:left w:val="none" w:color="auto" w:sz="0" w:space="0"/>
+          <w:bottom w:val="none" w:color="auto" w:sz="0" w:space="0"/>
+          <w:right w:val="none" w:color="auto" w:sz="0" w:space="0"/>
+          <w:between w:val="none" w:color="auto" w:sz="0" w:space="0"/>
+        </w:pBdr>
+        <w:shd w:val="clear" w:fill="FFFFFF"/>
+        <w:spacing w:before="0" w:beforeAutospacing="0" w:after="0" w:afterAutospacing="0" w:line="240" w:lineRule="auto"/>
+        <w:jc w:val="center"/>
+      </w:pPr>
+      <w:r>
+        <w:rPr>
+          <w:rFonts w:hint="default" w:ascii="Times New Roman" w:hAnsi="Times New Roman" w:cs="Times New Roman"/>
+          <w:color w:val="000000"/>
+          <w:sz w:val="24"/>
+          <w:szCs w:val="24"/>
+          <w:u w:val="single"/>
+          <w:shd w:val="clear" w:fill="FFFFFF"/>
+        </w:rPr>
+        <w:t>«Социальная сеть для любителей книг</w:t>
+      </w:r>
+      <w:r>
+        <w:rPr>
+          <w:rFonts w:hint="default" w:ascii="Times New Roman" w:hAnsi="Times New Roman" w:cs="Times New Roman"/>
+          <w:color w:val="1A1A1A"/>
+          <w:sz w:val="24"/>
+          <w:szCs w:val="24"/>
+          <w:u w:val="single"/>
+          <w:shd w:val="clear" w:fill="FFFFFF"/>
+        </w:rPr>
+        <w:t>»</w:t>
+      </w:r>
+    </w:p>
+    <w:p>
+      <w:pPr>
+        <w:pStyle w:val="15"/>
+        <w:keepNext w:val="0"/>
+        <w:keepLines w:val="0"/>
+        <w:widowControl/>
+        <w:suppressLineNumbers w:val="0"/>
+        <w:pBdr>
+          <w:top w:val="none" w:color="auto" w:sz="0" w:space="0"/>
+          <w:left w:val="none" w:color="auto" w:sz="0" w:space="0"/>
+          <w:bottom w:val="none" w:color="auto" w:sz="0" w:space="0"/>
+          <w:right w:val="none" w:color="auto" w:sz="0" w:space="0"/>
+          <w:between w:val="none" w:color="auto" w:sz="0" w:space="0"/>
+        </w:pBdr>
+        <w:spacing w:before="0" w:beforeAutospacing="0" w:after="0" w:afterAutospacing="0" w:line="240" w:lineRule="auto"/>
+        <w:jc w:val="center"/>
+      </w:pPr>
+      <w:r>
+        <w:rPr>
+          <w:bdr w:val="none" w:color="auto" w:sz="0" w:space="0"/>
+        </w:rPr>
+        <w:t> </w:t>
+      </w:r>
+    </w:p>
+    <w:p>
+      <w:pPr>
+        <w:pStyle w:val="15"/>
+        <w:keepNext w:val="0"/>
+        <w:keepLines w:val="0"/>
+        <w:widowControl/>
+        <w:suppressLineNumbers w:val="0"/>
+        <w:pBdr>
+          <w:top w:val="none" w:color="auto" w:sz="0" w:space="0"/>
+          <w:left w:val="none" w:color="auto" w:sz="0" w:space="0"/>
+          <w:bottom w:val="none" w:color="auto" w:sz="0" w:space="0"/>
+          <w:right w:val="none" w:color="auto" w:sz="0" w:space="0"/>
+          <w:between w:val="none" w:color="auto" w:sz="0" w:space="0"/>
+        </w:pBdr>
+        <w:spacing w:before="0" w:beforeAutospacing="0" w:after="0" w:afterAutospacing="0" w:line="240" w:lineRule="auto"/>
+        <w:jc w:val="center"/>
+      </w:pPr>
+      <w:r>
+        <w:rPr>
+          <w:rFonts w:hint="default" w:ascii="Times New Roman" w:hAnsi="Times New Roman" w:cs="Times New Roman"/>
+          <w:color w:val="000000"/>
+          <w:sz w:val="24"/>
+          <w:szCs w:val="24"/>
+          <w:u w:val="single"/>
+        </w:rPr>
+        <w:t>МДК 01.01 «Разработка программных модулей»</w:t>
+      </w:r>
+    </w:p>
+    <w:p>
+      <w:pPr>
+        <w:pStyle w:val="15"/>
+        <w:keepNext w:val="0"/>
+        <w:keepLines w:val="0"/>
+        <w:widowControl/>
+        <w:suppressLineNumbers w:val="0"/>
+        <w:pBdr>
+          <w:top w:val="none" w:color="auto" w:sz="0" w:space="0"/>
+          <w:left w:val="none" w:color="auto" w:sz="0" w:space="0"/>
+          <w:bottom w:val="none" w:color="auto" w:sz="0" w:space="0"/>
+          <w:right w:val="none" w:color="auto" w:sz="0" w:space="0"/>
+          <w:between w:val="none" w:color="auto" w:sz="0" w:space="0"/>
+        </w:pBdr>
+        <w:spacing w:before="0" w:beforeAutospacing="0" w:after="0" w:afterAutospacing="0" w:line="240" w:lineRule="auto"/>
+        <w:ind w:left="0" w:firstLine="700"/>
+        <w:jc w:val="both"/>
+      </w:pPr>
+      <w:r>
+        <w:rPr>
+          <w:bdr w:val="none" w:color="auto" w:sz="0" w:space="0"/>
+        </w:rPr>
+        <w:t> </w:t>
+      </w:r>
+    </w:p>
+    <w:p>
+      <w:pPr>
+        <w:pStyle w:val="15"/>
+        <w:keepNext w:val="0"/>
+        <w:keepLines w:val="0"/>
+        <w:widowControl/>
+        <w:suppressLineNumbers w:val="0"/>
+        <w:pBdr>
+          <w:top w:val="none" w:color="auto" w:sz="0" w:space="0"/>
+          <w:left w:val="none" w:color="auto" w:sz="0" w:space="0"/>
+          <w:bottom w:val="none" w:color="auto" w:sz="0" w:space="0"/>
+          <w:right w:val="none" w:color="auto" w:sz="0" w:space="0"/>
+          <w:between w:val="none" w:color="auto" w:sz="0" w:space="0"/>
+        </w:pBdr>
+        <w:spacing w:before="0" w:beforeAutospacing="0" w:after="0" w:afterAutospacing="0" w:line="240" w:lineRule="auto"/>
+        <w:ind w:left="0" w:firstLine="700"/>
+        <w:jc w:val="both"/>
+      </w:pPr>
+      <w:r>
+        <w:rPr>
+          <w:bdr w:val="none" w:color="auto" w:sz="0" w:space="0"/>
+        </w:rPr>
+        <w:t> </w:t>
+      </w:r>
+    </w:p>
+    <w:p>
+      <w:pPr>
+        <w:pStyle w:val="15"/>
+        <w:keepNext w:val="0"/>
+        <w:keepLines w:val="0"/>
+        <w:widowControl/>
+        <w:suppressLineNumbers w:val="0"/>
+        <w:pBdr>
+          <w:top w:val="none" w:color="auto" w:sz="0" w:space="0"/>
+          <w:left w:val="none" w:color="auto" w:sz="0" w:space="0"/>
+          <w:bottom w:val="none" w:color="auto" w:sz="0" w:space="0"/>
+          <w:right w:val="none" w:color="auto" w:sz="0" w:space="0"/>
+          <w:between w:val="none" w:color="auto" w:sz="0" w:space="0"/>
+        </w:pBdr>
+        <w:spacing w:before="0" w:beforeAutospacing="0" w:after="0" w:afterAutospacing="0" w:line="240" w:lineRule="auto"/>
+        <w:ind w:left="0" w:firstLine="700"/>
+        <w:jc w:val="both"/>
+      </w:pPr>
+      <w:r>
+        <w:t> </w:t>
+      </w:r>
+    </w:p>
+    <w:p>
+      <w:pPr>
+        <w:pStyle w:val="15"/>
+        <w:keepNext w:val="0"/>
+        <w:keepLines w:val="0"/>
+        <w:widowControl/>
+        <w:suppressLineNumbers w:val="0"/>
+        <w:pBdr>
+          <w:top w:val="none" w:color="auto" w:sz="0" w:space="0"/>
+          <w:left w:val="none" w:color="auto" w:sz="0" w:space="0"/>
+          <w:bottom w:val="none" w:color="auto" w:sz="0" w:space="0"/>
+          <w:right w:val="none" w:color="auto" w:sz="0" w:space="0"/>
+          <w:between w:val="none" w:color="auto" w:sz="0" w:space="0"/>
+        </w:pBdr>
+        <w:spacing w:before="0" w:beforeAutospacing="0" w:after="0" w:afterAutospacing="0" w:line="240" w:lineRule="auto"/>
+        <w:ind w:left="5660"/>
+        <w:jc w:val="center"/>
+      </w:pPr>
+      <w:r>
+        <w:rPr>
+          <w:bdr w:val="none" w:color="auto" w:sz="0" w:space="0"/>
+        </w:rPr>
+        <w:t> </w:t>
+      </w:r>
+    </w:p>
+    <w:p>
+      <w:pPr>
+        <w:pStyle w:val="15"/>
+        <w:keepNext w:val="0"/>
+        <w:keepLines w:val="0"/>
+        <w:widowControl/>
+        <w:suppressLineNumbers w:val="0"/>
+        <w:pBdr>
+          <w:top w:val="none" w:color="auto" w:sz="0" w:space="0"/>
+          <w:left w:val="none" w:color="auto" w:sz="0" w:space="0"/>
+          <w:bottom w:val="none" w:color="auto" w:sz="0" w:space="0"/>
+          <w:right w:val="none" w:color="auto" w:sz="0" w:space="0"/>
+          <w:between w:val="none" w:color="auto" w:sz="0" w:space="0"/>
+        </w:pBdr>
+        <w:spacing w:before="0" w:beforeAutospacing="0" w:after="0" w:afterAutospacing="0" w:line="240" w:lineRule="auto"/>
+        <w:ind w:left="5660"/>
+        <w:jc w:val="center"/>
+      </w:pPr>
+      <w:r>
+        <w:t> </w:t>
+      </w:r>
+    </w:p>
+    <w:p>
+      <w:pPr>
+        <w:pStyle w:val="15"/>
+        <w:keepNext w:val="0"/>
+        <w:keepLines w:val="0"/>
+        <w:widowControl/>
+        <w:suppressLineNumbers w:val="0"/>
+        <w:pBdr>
+          <w:top w:val="none" w:color="auto" w:sz="0" w:space="0"/>
+          <w:left w:val="none" w:color="auto" w:sz="0" w:space="0"/>
+          <w:bottom w:val="none" w:color="auto" w:sz="0" w:space="0"/>
+          <w:right w:val="none" w:color="auto" w:sz="0" w:space="0"/>
+          <w:between w:val="none" w:color="auto" w:sz="0" w:space="0"/>
+        </w:pBdr>
+        <w:spacing w:before="0" w:beforeAutospacing="0" w:after="0" w:afterAutospacing="0" w:line="240" w:lineRule="auto"/>
+        <w:ind w:left="4660"/>
+        <w:jc w:val="center"/>
+      </w:pPr>
+      <w:r>
+        <w:rPr>
+          <w:rFonts w:hint="default" w:ascii="Times New Roman" w:hAnsi="Times New Roman" w:cs="Times New Roman"/>
+          <w:b/>
+          <w:bCs/>
+          <w:color w:val="000000"/>
+          <w:sz w:val="24"/>
+          <w:szCs w:val="24"/>
+        </w:rPr>
+        <w:t xml:space="preserve">Выполнил: </w:t>
+      </w:r>
+    </w:p>
+    <w:p>
+      <w:pPr>
+        <w:pStyle w:val="15"/>
+        <w:keepNext w:val="0"/>
+        <w:keepLines w:val="0"/>
+        <w:widowControl/>
+        <w:suppressLineNumbers w:val="0"/>
+        <w:pBdr>
+          <w:top w:val="none" w:color="auto" w:sz="0" w:space="0"/>
+          <w:left w:val="none" w:color="auto" w:sz="0" w:space="0"/>
+          <w:bottom w:val="none" w:color="auto" w:sz="0" w:space="0"/>
+          <w:right w:val="none" w:color="auto" w:sz="0" w:space="0"/>
+          <w:between w:val="none" w:color="auto" w:sz="0" w:space="0"/>
+        </w:pBdr>
+        <w:spacing w:before="0" w:beforeAutospacing="0" w:after="0" w:afterAutospacing="0" w:line="240" w:lineRule="auto"/>
+        <w:ind w:left="4660"/>
+        <w:jc w:val="center"/>
+      </w:pPr>
+      <w:r>
+        <w:rPr>
+          <w:rFonts w:hint="default" w:ascii="Times New Roman" w:hAnsi="Times New Roman" w:cs="Times New Roman"/>
+          <w:color w:val="000000"/>
+          <w:sz w:val="24"/>
+          <w:szCs w:val="24"/>
+          <w:u w:val="single"/>
+          <w:lang w:val="ru-RU"/>
+        </w:rPr>
+        <w:t>Шумов Владислав Михайлович</w:t>
+      </w:r>
+      <w:r>
+        <w:rPr>
+          <w:rFonts w:hint="default" w:ascii="Times New Roman" w:hAnsi="Times New Roman" w:cs="Times New Roman"/>
+          <w:color w:val="000000"/>
+          <w:sz w:val="24"/>
+          <w:szCs w:val="24"/>
+        </w:rPr>
+        <w:t>____________</w:t>
+      </w:r>
+    </w:p>
+    <w:p>
+      <w:pPr>
+        <w:pStyle w:val="15"/>
+        <w:keepNext w:val="0"/>
+        <w:keepLines w:val="0"/>
+        <w:widowControl/>
+        <w:suppressLineNumbers w:val="0"/>
+        <w:pBdr>
+          <w:top w:val="none" w:color="auto" w:sz="0" w:space="0"/>
+          <w:left w:val="none" w:color="auto" w:sz="0" w:space="0"/>
+          <w:bottom w:val="none" w:color="auto" w:sz="0" w:space="0"/>
+          <w:right w:val="none" w:color="auto" w:sz="0" w:space="0"/>
+          <w:between w:val="none" w:color="auto" w:sz="0" w:space="0"/>
+        </w:pBdr>
+        <w:spacing w:before="0" w:beforeAutospacing="0" w:after="0" w:afterAutospacing="0" w:line="240" w:lineRule="auto"/>
+        <w:ind w:left="4660"/>
+        <w:jc w:val="center"/>
+      </w:pPr>
+      <w:r>
+        <w:rPr>
+          <w:bdr w:val="none" w:color="auto" w:sz="0" w:space="0"/>
+        </w:rPr>
+        <w:t> </w:t>
+      </w:r>
+    </w:p>
+    <w:p>
+      <w:pPr>
+        <w:pStyle w:val="15"/>
+        <w:keepNext w:val="0"/>
+        <w:keepLines w:val="0"/>
+        <w:widowControl/>
+        <w:suppressLineNumbers w:val="0"/>
+        <w:pBdr>
+          <w:top w:val="none" w:color="auto" w:sz="0" w:space="0"/>
+          <w:left w:val="none" w:color="auto" w:sz="0" w:space="0"/>
+          <w:bottom w:val="none" w:color="auto" w:sz="0" w:space="0"/>
+          <w:right w:val="none" w:color="auto" w:sz="0" w:space="0"/>
+          <w:between w:val="none" w:color="auto" w:sz="0" w:space="0"/>
+        </w:pBdr>
+        <w:spacing w:before="0" w:beforeAutospacing="0" w:after="0" w:afterAutospacing="0" w:line="240" w:lineRule="auto"/>
+        <w:ind w:left="4660"/>
+        <w:jc w:val="center"/>
+      </w:pPr>
+      <w:r>
+        <w:rPr>
+          <w:rFonts w:hint="default" w:ascii="Times New Roman" w:hAnsi="Times New Roman" w:cs="Times New Roman"/>
+          <w:color w:val="000000"/>
+          <w:sz w:val="24"/>
+          <w:szCs w:val="24"/>
+          <w:u w:val="single"/>
+        </w:rPr>
+        <w:t>студент группы  ИСП.</w:t>
+      </w:r>
+      <w:r>
+        <w:rPr>
+          <w:rFonts w:hint="default" w:ascii="Times New Roman" w:hAnsi="Times New Roman" w:cs="Times New Roman"/>
+          <w:color w:val="000000"/>
+          <w:sz w:val="24"/>
+          <w:szCs w:val="24"/>
+          <w:u w:val="single"/>
+          <w:lang w:val="ru-RU"/>
+        </w:rPr>
+        <w:t>23.1А</w:t>
+      </w:r>
+      <w:bookmarkStart w:id="61" w:name="_GoBack"/>
+      <w:bookmarkEnd w:id="61"/>
+      <w:r>
+        <w:rPr>
+          <w:rFonts w:hint="default" w:ascii="Times New Roman" w:hAnsi="Times New Roman" w:cs="Times New Roman"/>
+          <w:color w:val="000000"/>
+          <w:sz w:val="24"/>
+          <w:szCs w:val="24"/>
+        </w:rPr>
+        <w:t>_____________</w:t>
+      </w:r>
+    </w:p>
+    <w:p>
+      <w:pPr>
+        <w:pStyle w:val="15"/>
+        <w:keepNext w:val="0"/>
+        <w:keepLines w:val="0"/>
+        <w:widowControl/>
+        <w:suppressLineNumbers w:val="0"/>
+        <w:pBdr>
+          <w:top w:val="none" w:color="auto" w:sz="0" w:space="0"/>
+          <w:left w:val="none" w:color="auto" w:sz="0" w:space="0"/>
+          <w:bottom w:val="none" w:color="auto" w:sz="0" w:space="0"/>
+          <w:right w:val="none" w:color="auto" w:sz="0" w:space="0"/>
+          <w:between w:val="none" w:color="auto" w:sz="0" w:space="0"/>
+        </w:pBdr>
+        <w:spacing w:before="0" w:beforeAutospacing="0" w:after="0" w:afterAutospacing="0" w:line="240" w:lineRule="auto"/>
+        <w:ind w:left="4660"/>
+        <w:jc w:val="center"/>
+      </w:pPr>
+      <w:r>
+        <w:rPr>
+          <w:bdr w:val="none" w:color="auto" w:sz="0" w:space="0"/>
+        </w:rPr>
+        <w:t> </w:t>
+      </w:r>
+    </w:p>
+    <w:p>
+      <w:pPr>
+        <w:pStyle w:val="15"/>
+        <w:keepNext w:val="0"/>
+        <w:keepLines w:val="0"/>
+        <w:widowControl/>
+        <w:suppressLineNumbers w:val="0"/>
+        <w:pBdr>
+          <w:top w:val="none" w:color="auto" w:sz="0" w:space="0"/>
+          <w:left w:val="none" w:color="auto" w:sz="0" w:space="0"/>
+          <w:bottom w:val="none" w:color="auto" w:sz="0" w:space="0"/>
+          <w:right w:val="none" w:color="auto" w:sz="0" w:space="0"/>
+          <w:between w:val="none" w:color="auto" w:sz="0" w:space="0"/>
+        </w:pBdr>
+        <w:spacing w:before="0" w:beforeAutospacing="0" w:after="0" w:afterAutospacing="0" w:line="240" w:lineRule="auto"/>
+        <w:ind w:left="4660"/>
+        <w:jc w:val="center"/>
+      </w:pPr>
+      <w:r>
+        <w:rPr>
+          <w:rFonts w:hint="default" w:ascii="Times New Roman" w:hAnsi="Times New Roman" w:cs="Times New Roman"/>
+          <w:color w:val="000000"/>
+          <w:sz w:val="24"/>
+          <w:szCs w:val="24"/>
+          <w:u w:val="single"/>
+        </w:rPr>
+        <w:t>09.02.07 Информационные системы и программирование)</w:t>
+      </w:r>
+      <w:r>
+        <w:rPr>
+          <w:rFonts w:hint="default" w:ascii="Times New Roman" w:hAnsi="Times New Roman" w:cs="Times New Roman"/>
+          <w:color w:val="000000"/>
+          <w:sz w:val="24"/>
+          <w:szCs w:val="24"/>
+        </w:rPr>
+        <w:t xml:space="preserve">____________________  </w:t>
+      </w:r>
+    </w:p>
+    <w:p>
+      <w:pPr>
+        <w:pStyle w:val="15"/>
+        <w:keepNext w:val="0"/>
+        <w:keepLines w:val="0"/>
+        <w:widowControl/>
+        <w:suppressLineNumbers w:val="0"/>
+        <w:pBdr>
+          <w:top w:val="none" w:color="auto" w:sz="0" w:space="0"/>
+          <w:left w:val="none" w:color="auto" w:sz="0" w:space="0"/>
+          <w:bottom w:val="none" w:color="auto" w:sz="0" w:space="0"/>
+          <w:right w:val="none" w:color="auto" w:sz="0" w:space="0"/>
+          <w:between w:val="none" w:color="auto" w:sz="0" w:space="0"/>
+        </w:pBdr>
+        <w:spacing w:before="0" w:beforeAutospacing="0" w:after="0" w:afterAutospacing="0" w:line="240" w:lineRule="auto"/>
+        <w:ind w:left="0" w:firstLine="700"/>
+        <w:jc w:val="both"/>
+      </w:pPr>
+      <w:r>
+        <w:t> </w:t>
+      </w:r>
+    </w:p>
+    <w:p>
+      <w:pPr>
+        <w:pStyle w:val="15"/>
+        <w:keepNext w:val="0"/>
+        <w:keepLines w:val="0"/>
+        <w:widowControl/>
+        <w:suppressLineNumbers w:val="0"/>
+        <w:pBdr>
+          <w:top w:val="none" w:color="auto" w:sz="0" w:space="0"/>
+          <w:left w:val="none" w:color="auto" w:sz="0" w:space="0"/>
+          <w:bottom w:val="none" w:color="auto" w:sz="0" w:space="0"/>
+          <w:right w:val="none" w:color="auto" w:sz="0" w:space="0"/>
+          <w:between w:val="none" w:color="auto" w:sz="0" w:space="0"/>
+        </w:pBdr>
+        <w:spacing w:before="0" w:beforeAutospacing="0" w:after="0" w:afterAutospacing="0" w:line="240" w:lineRule="auto"/>
+        <w:ind w:left="4660"/>
+        <w:jc w:val="center"/>
+      </w:pPr>
+      <w:r>
+        <w:rPr>
+          <w:rFonts w:hint="default" w:ascii="Times New Roman" w:hAnsi="Times New Roman" w:cs="Times New Roman"/>
+          <w:color w:val="000000"/>
+          <w:sz w:val="24"/>
+          <w:szCs w:val="24"/>
+          <w:u w:val="single"/>
+        </w:rPr>
+        <w:t>очной формы обучения</w:t>
+      </w:r>
+      <w:r>
+        <w:rPr>
+          <w:rFonts w:hint="default" w:ascii="Times New Roman" w:hAnsi="Times New Roman" w:cs="Times New Roman"/>
+          <w:color w:val="000000"/>
+          <w:sz w:val="24"/>
+          <w:szCs w:val="24"/>
+        </w:rPr>
+        <w:t>__________________</w:t>
+      </w:r>
+    </w:p>
+    <w:p>
+      <w:pPr>
+        <w:pStyle w:val="15"/>
+        <w:keepNext w:val="0"/>
+        <w:keepLines w:val="0"/>
+        <w:widowControl/>
+        <w:suppressLineNumbers w:val="0"/>
+        <w:pBdr>
+          <w:top w:val="none" w:color="auto" w:sz="0" w:space="0"/>
+          <w:left w:val="none" w:color="auto" w:sz="0" w:space="0"/>
+          <w:bottom w:val="none" w:color="auto" w:sz="0" w:space="0"/>
+          <w:right w:val="none" w:color="auto" w:sz="0" w:space="0"/>
+          <w:between w:val="none" w:color="auto" w:sz="0" w:space="0"/>
+        </w:pBdr>
+        <w:spacing w:before="0" w:beforeAutospacing="0" w:after="0" w:afterAutospacing="0" w:line="240" w:lineRule="auto"/>
+        <w:ind w:left="0" w:firstLine="700"/>
+        <w:jc w:val="center"/>
+      </w:pPr>
+      <w:r>
+        <w:rPr>
+          <w:bdr w:val="none" w:color="auto" w:sz="0" w:space="0"/>
+        </w:rPr>
+        <w:t> </w:t>
+      </w:r>
+    </w:p>
+    <w:p>
+      <w:pPr>
+        <w:pStyle w:val="15"/>
+        <w:keepNext w:val="0"/>
+        <w:keepLines w:val="0"/>
+        <w:widowControl/>
+        <w:suppressLineNumbers w:val="0"/>
+        <w:pBdr>
+          <w:top w:val="none" w:color="auto" w:sz="0" w:space="0"/>
+          <w:left w:val="none" w:color="auto" w:sz="0" w:space="0"/>
+          <w:bottom w:val="none" w:color="auto" w:sz="0" w:space="0"/>
+          <w:right w:val="none" w:color="auto" w:sz="0" w:space="0"/>
+          <w:between w:val="none" w:color="auto" w:sz="0" w:space="0"/>
+        </w:pBdr>
+        <w:tabs>
+          <w:tab w:val="left" w:pos="4539"/>
+        </w:tabs>
+        <w:spacing w:before="0" w:beforeAutospacing="0" w:after="0" w:afterAutospacing="0" w:line="240" w:lineRule="auto"/>
+        <w:ind w:left="0" w:firstLine="720"/>
+        <w:jc w:val="center"/>
+      </w:pPr>
+      <w:r>
+        <w:rPr>
+          <w:rFonts w:hint="default" w:ascii="Times New Roman" w:hAnsi="Times New Roman" w:cs="Times New Roman"/>
+          <w:color w:val="000000"/>
+          <w:sz w:val="24"/>
+          <w:szCs w:val="24"/>
+        </w:rPr>
+        <w:t xml:space="preserve">              </w:t>
+      </w:r>
+      <w:r>
+        <w:rPr>
+          <w:rFonts w:hint="default" w:ascii="Times New Roman" w:hAnsi="Times New Roman" w:cs="Times New Roman"/>
+          <w:b/>
+          <w:bCs/>
+          <w:color w:val="000000"/>
+          <w:sz w:val="24"/>
+          <w:szCs w:val="24"/>
+        </w:rPr>
+        <w:t>Руководитель:</w:t>
+      </w:r>
+    </w:p>
+    <w:p>
+      <w:pPr>
+        <w:pStyle w:val="15"/>
+        <w:keepNext w:val="0"/>
+        <w:keepLines w:val="0"/>
+        <w:widowControl/>
+        <w:suppressLineNumbers w:val="0"/>
+        <w:pBdr>
+          <w:top w:val="none" w:color="auto" w:sz="0" w:space="0"/>
+          <w:left w:val="none" w:color="auto" w:sz="0" w:space="0"/>
+          <w:bottom w:val="none" w:color="auto" w:sz="0" w:space="0"/>
+          <w:right w:val="none" w:color="auto" w:sz="0" w:space="0"/>
+          <w:between w:val="none" w:color="auto" w:sz="0" w:space="0"/>
+        </w:pBdr>
+        <w:spacing w:before="0" w:beforeAutospacing="0" w:after="0" w:afterAutospacing="0" w:line="240" w:lineRule="auto"/>
+        <w:ind w:left="4660"/>
+        <w:jc w:val="center"/>
+      </w:pPr>
+      <w:r>
+        <w:rPr>
+          <w:rFonts w:hint="default" w:ascii="Times New Roman" w:hAnsi="Times New Roman" w:cs="Times New Roman"/>
+          <w:color w:val="000000"/>
+          <w:sz w:val="24"/>
+          <w:szCs w:val="24"/>
+          <w:u w:val="single"/>
+        </w:rPr>
+        <w:t>Кузьмина Елена Евгеньевна</w:t>
+      </w:r>
+      <w:r>
+        <w:rPr>
+          <w:rFonts w:hint="default" w:ascii="Times New Roman" w:hAnsi="Times New Roman" w:cs="Times New Roman"/>
+          <w:color w:val="000000"/>
+          <w:sz w:val="24"/>
+          <w:szCs w:val="24"/>
+        </w:rPr>
+        <w:t xml:space="preserve">______________ </w:t>
+      </w:r>
+    </w:p>
+    <w:p>
+      <w:pPr>
+        <w:pStyle w:val="15"/>
+        <w:keepNext w:val="0"/>
+        <w:keepLines w:val="0"/>
+        <w:widowControl/>
+        <w:suppressLineNumbers w:val="0"/>
+        <w:pBdr>
+          <w:top w:val="none" w:color="auto" w:sz="0" w:space="0"/>
+          <w:left w:val="none" w:color="auto" w:sz="0" w:space="0"/>
+          <w:bottom w:val="none" w:color="auto" w:sz="0" w:space="0"/>
+          <w:right w:val="none" w:color="auto" w:sz="0" w:space="0"/>
+          <w:between w:val="none" w:color="auto" w:sz="0" w:space="0"/>
+        </w:pBdr>
+        <w:spacing w:before="0" w:beforeAutospacing="0" w:after="0" w:afterAutospacing="0" w:line="240" w:lineRule="auto"/>
+        <w:ind w:left="4660"/>
+        <w:jc w:val="center"/>
+      </w:pPr>
+      <w:r>
+        <w:rPr>
+          <w:bdr w:val="none" w:color="auto" w:sz="0" w:space="0"/>
+        </w:rPr>
+        <w:t> </w:t>
+      </w:r>
+    </w:p>
+    <w:p>
+      <w:pPr>
+        <w:pStyle w:val="15"/>
+        <w:keepNext w:val="0"/>
+        <w:keepLines w:val="0"/>
+        <w:widowControl/>
+        <w:suppressLineNumbers w:val="0"/>
+        <w:pBdr>
+          <w:top w:val="none" w:color="auto" w:sz="0" w:space="0"/>
+          <w:left w:val="none" w:color="auto" w:sz="0" w:space="0"/>
+          <w:bottom w:val="none" w:color="auto" w:sz="0" w:space="0"/>
+          <w:right w:val="none" w:color="auto" w:sz="0" w:space="0"/>
+          <w:between w:val="none" w:color="auto" w:sz="0" w:space="0"/>
+        </w:pBdr>
+        <w:spacing w:before="0" w:beforeAutospacing="0" w:after="0" w:afterAutospacing="0" w:line="240" w:lineRule="auto"/>
+        <w:ind w:left="4660"/>
+        <w:jc w:val="right"/>
+      </w:pPr>
+      <w:r>
+        <w:rPr>
+          <w:rFonts w:hint="default" w:ascii="Times New Roman" w:hAnsi="Times New Roman" w:cs="Times New Roman"/>
+          <w:color w:val="000000"/>
+          <w:sz w:val="24"/>
+          <w:szCs w:val="24"/>
+        </w:rPr>
+        <w:t>Оценка</w:t>
+      </w:r>
+    </w:p>
+    <w:p>
+      <w:pPr>
+        <w:pStyle w:val="15"/>
+        <w:keepNext w:val="0"/>
+        <w:keepLines w:val="0"/>
+        <w:widowControl/>
+        <w:suppressLineNumbers w:val="0"/>
+        <w:pBdr>
+          <w:top w:val="none" w:color="auto" w:sz="0" w:space="0"/>
+          <w:left w:val="none" w:color="auto" w:sz="0" w:space="0"/>
+          <w:bottom w:val="none" w:color="auto" w:sz="0" w:space="0"/>
+          <w:right w:val="none" w:color="auto" w:sz="0" w:space="0"/>
+          <w:between w:val="none" w:color="auto" w:sz="0" w:space="0"/>
+        </w:pBdr>
+        <w:spacing w:before="0" w:beforeAutospacing="0" w:after="0" w:afterAutospacing="0" w:line="240" w:lineRule="auto"/>
+        <w:ind w:left="4660"/>
+        <w:jc w:val="right"/>
+      </w:pPr>
+      <w:r>
+        <w:rPr>
+          <w:rFonts w:hint="default" w:ascii="Times New Roman" w:hAnsi="Times New Roman" w:cs="Times New Roman"/>
+          <w:color w:val="000000"/>
+          <w:sz w:val="24"/>
+          <w:szCs w:val="24"/>
+        </w:rPr>
+        <w:t>_________/________________________/</w:t>
+      </w:r>
+    </w:p>
+    <w:p>
+      <w:pPr>
+        <w:pStyle w:val="15"/>
+        <w:keepNext w:val="0"/>
+        <w:keepLines w:val="0"/>
+        <w:widowControl/>
+        <w:suppressLineNumbers w:val="0"/>
+        <w:pBdr>
+          <w:top w:val="none" w:color="auto" w:sz="0" w:space="0"/>
+          <w:left w:val="none" w:color="auto" w:sz="0" w:space="0"/>
+          <w:bottom w:val="none" w:color="auto" w:sz="0" w:space="0"/>
+          <w:right w:val="none" w:color="auto" w:sz="0" w:space="0"/>
+          <w:between w:val="none" w:color="auto" w:sz="0" w:space="0"/>
+        </w:pBdr>
+        <w:spacing w:before="0" w:beforeAutospacing="0" w:after="0" w:afterAutospacing="0" w:line="240" w:lineRule="auto"/>
+        <w:ind w:left="4660"/>
+        <w:jc w:val="right"/>
+      </w:pPr>
+      <w:r>
+        <w:rPr>
+          <w:bdr w:val="none" w:color="auto" w:sz="0" w:space="0"/>
+        </w:rPr>
+        <w:t> </w:t>
+      </w:r>
+    </w:p>
+    <w:p>
+      <w:pPr>
+        <w:pStyle w:val="15"/>
+        <w:keepNext w:val="0"/>
+        <w:keepLines w:val="0"/>
+        <w:widowControl/>
+        <w:suppressLineNumbers w:val="0"/>
+        <w:pBdr>
+          <w:top w:val="none" w:color="auto" w:sz="0" w:space="0"/>
+          <w:left w:val="none" w:color="auto" w:sz="0" w:space="0"/>
+          <w:bottom w:val="none" w:color="auto" w:sz="0" w:space="0"/>
+          <w:right w:val="none" w:color="auto" w:sz="0" w:space="0"/>
+          <w:between w:val="none" w:color="auto" w:sz="0" w:space="0"/>
+        </w:pBdr>
+        <w:spacing w:before="0" w:beforeAutospacing="0" w:after="0" w:afterAutospacing="0" w:line="240" w:lineRule="auto"/>
+        <w:ind w:left="4660"/>
+        <w:jc w:val="right"/>
+      </w:pPr>
+      <w:r>
+        <w:rPr>
+          <w:rFonts w:hint="default" w:ascii="Times New Roman" w:hAnsi="Times New Roman" w:cs="Times New Roman"/>
+          <w:color w:val="000000"/>
+          <w:sz w:val="24"/>
+          <w:szCs w:val="24"/>
+        </w:rPr>
+        <w:t>Подпись руководителя</w:t>
+      </w:r>
+    </w:p>
+    <w:p>
+      <w:pPr>
+        <w:pStyle w:val="15"/>
+        <w:keepNext w:val="0"/>
+        <w:keepLines w:val="0"/>
+        <w:widowControl/>
+        <w:suppressLineNumbers w:val="0"/>
+        <w:pBdr>
+          <w:top w:val="none" w:color="auto" w:sz="0" w:space="0"/>
+          <w:left w:val="none" w:color="auto" w:sz="0" w:space="0"/>
+          <w:bottom w:val="none" w:color="auto" w:sz="0" w:space="0"/>
+          <w:right w:val="none" w:color="auto" w:sz="0" w:space="0"/>
+          <w:between w:val="none" w:color="auto" w:sz="0" w:space="0"/>
+        </w:pBdr>
+        <w:spacing w:before="0" w:beforeAutospacing="0" w:after="0" w:afterAutospacing="0" w:line="240" w:lineRule="auto"/>
+        <w:ind w:left="4660"/>
+        <w:jc w:val="right"/>
+      </w:pPr>
+      <w:r>
+        <w:rPr>
+          <w:rFonts w:hint="default" w:ascii="Times New Roman" w:hAnsi="Times New Roman" w:cs="Times New Roman"/>
+          <w:color w:val="000000"/>
+          <w:sz w:val="24"/>
+          <w:szCs w:val="24"/>
+        </w:rPr>
+        <w:t>__________________________________</w:t>
+      </w:r>
+    </w:p>
+    <w:p>
+      <w:pPr>
+        <w:pStyle w:val="15"/>
+        <w:keepNext w:val="0"/>
+        <w:keepLines w:val="0"/>
+        <w:widowControl/>
+        <w:suppressLineNumbers w:val="0"/>
+        <w:pBdr>
+          <w:top w:val="none" w:color="auto" w:sz="0" w:space="0"/>
+          <w:left w:val="none" w:color="auto" w:sz="0" w:space="0"/>
+          <w:bottom w:val="none" w:color="auto" w:sz="0" w:space="0"/>
+          <w:right w:val="none" w:color="auto" w:sz="0" w:space="0"/>
+          <w:between w:val="none" w:color="auto" w:sz="0" w:space="0"/>
+        </w:pBdr>
+        <w:spacing w:before="0" w:beforeAutospacing="0" w:after="0" w:afterAutospacing="0" w:line="240" w:lineRule="auto"/>
+        <w:ind w:left="0" w:firstLine="700"/>
+        <w:jc w:val="right"/>
+      </w:pPr>
+      <w:r>
+        <w:rPr>
+          <w:bdr w:val="none" w:color="auto" w:sz="0" w:space="0"/>
+        </w:rPr>
+        <w:t> </w:t>
+      </w:r>
+    </w:p>
+    <w:p>
+      <w:pPr>
+        <w:pStyle w:val="15"/>
+        <w:keepNext w:val="0"/>
+        <w:keepLines w:val="0"/>
+        <w:widowControl/>
+        <w:suppressLineNumbers w:val="0"/>
+        <w:pBdr>
+          <w:top w:val="none" w:color="auto" w:sz="0" w:space="0"/>
+          <w:left w:val="none" w:color="auto" w:sz="0" w:space="0"/>
+          <w:bottom w:val="none" w:color="auto" w:sz="0" w:space="0"/>
+          <w:right w:val="none" w:color="auto" w:sz="0" w:space="0"/>
+          <w:between w:val="none" w:color="auto" w:sz="0" w:space="0"/>
+        </w:pBdr>
+        <w:spacing w:before="0" w:beforeAutospacing="0" w:after="0" w:afterAutospacing="0" w:line="240" w:lineRule="auto"/>
+        <w:ind w:left="0" w:firstLine="700"/>
+        <w:jc w:val="center"/>
+      </w:pPr>
+      <w:r>
+        <w:rPr>
+          <w:bdr w:val="none" w:color="auto" w:sz="0" w:space="0"/>
+        </w:rPr>
+        <w:t> </w:t>
+      </w:r>
+    </w:p>
+    <w:p>
+      <w:pPr>
+        <w:pStyle w:val="15"/>
+        <w:keepNext w:val="0"/>
+        <w:keepLines w:val="0"/>
+        <w:widowControl/>
+        <w:suppressLineNumbers w:val="0"/>
+        <w:pBdr>
+          <w:top w:val="none" w:color="auto" w:sz="0" w:space="0"/>
+          <w:left w:val="none" w:color="auto" w:sz="0" w:space="0"/>
+          <w:bottom w:val="none" w:color="auto" w:sz="0" w:space="0"/>
+          <w:right w:val="none" w:color="auto" w:sz="0" w:space="0"/>
+          <w:between w:val="none" w:color="auto" w:sz="0" w:space="0"/>
+        </w:pBdr>
+        <w:spacing w:before="0" w:beforeAutospacing="0" w:after="0" w:afterAutospacing="0" w:line="240" w:lineRule="auto"/>
+        <w:ind w:left="0" w:firstLine="700"/>
+        <w:jc w:val="center"/>
+      </w:pPr>
+      <w:r>
+        <w:rPr>
+          <w:bdr w:val="none" w:color="auto" w:sz="0" w:space="0"/>
+        </w:rPr>
+        <w:t> </w:t>
+      </w:r>
+    </w:p>
+    <w:bookmarkEnd w:id="1"/>
+    <w:p>
+      <w:pPr>
         <w:spacing w:before="0" w:beforeLines="0" w:after="0" w:afterLines="0" w:line="240" w:lineRule="auto"/>
         <w:ind w:left="0" w:leftChars="0" w:right="0" w:rightChars="0" w:firstLine="0" w:firstLineChars="0"/>
         <w:jc w:val="center"/>
@@ -28,6 +1246,8 @@
           <w:lang w:val="ru-RU" w:eastAsia="en-US" w:bidi="ar-SA"/>
         </w:rPr>
       </w:pPr>
+      <w:bookmarkStart w:id="2" w:name="_GoBack"/>
+      <w:bookmarkEnd w:id="2"/>
     </w:p>
     <w:p>
       <w:pPr>
@@ -98,579 +1318,7 @@
       <w:pPr>
         <w:spacing w:before="0" w:beforeLines="0" w:after="0" w:afterLines="0" w:line="240" w:lineRule="auto"/>
         <w:ind w:left="0" w:leftChars="0" w:right="0" w:rightChars="0" w:firstLine="0" w:firstLineChars="0"/>
-        <w:jc w:val="center"/>
-        <w:rPr>
-          <w:rFonts w:ascii="SimSun" w:hAnsi="SimSun" w:eastAsia="SimSun" w:cstheme="minorBidi"/>
-          <w:sz w:val="21"/>
-          <w:szCs w:val="24"/>
-          <w:lang w:val="ru-RU" w:eastAsia="en-US" w:bidi="ar-SA"/>
-        </w:rPr>
-      </w:pPr>
-    </w:p>
-    <w:p>
-      <w:pPr>
-        <w:spacing w:before="0" w:beforeLines="0" w:after="0" w:afterLines="0" w:line="240" w:lineRule="auto"/>
-        <w:ind w:left="0" w:leftChars="0" w:right="0" w:rightChars="0" w:firstLine="0" w:firstLineChars="0"/>
-        <w:jc w:val="center"/>
-        <w:rPr>
-          <w:rFonts w:ascii="SimSun" w:hAnsi="SimSun" w:eastAsia="SimSun" w:cstheme="minorBidi"/>
-          <w:sz w:val="21"/>
-          <w:szCs w:val="24"/>
-          <w:lang w:val="ru-RU" w:eastAsia="en-US" w:bidi="ar-SA"/>
-        </w:rPr>
-      </w:pPr>
-    </w:p>
-    <w:p>
-      <w:pPr>
-        <w:spacing w:before="0" w:beforeLines="0" w:after="0" w:afterLines="0" w:line="240" w:lineRule="auto"/>
-        <w:ind w:left="0" w:leftChars="0" w:right="0" w:rightChars="0" w:firstLine="0" w:firstLineChars="0"/>
-        <w:jc w:val="center"/>
-        <w:rPr>
-          <w:rFonts w:ascii="SimSun" w:hAnsi="SimSun" w:eastAsia="SimSun" w:cstheme="minorBidi"/>
-          <w:sz w:val="21"/>
-          <w:szCs w:val="24"/>
-          <w:lang w:val="ru-RU" w:eastAsia="en-US" w:bidi="ar-SA"/>
-        </w:rPr>
-      </w:pPr>
-    </w:p>
-    <w:p>
-      <w:pPr>
-        <w:spacing w:before="0" w:beforeLines="0" w:after="0" w:afterLines="0" w:line="240" w:lineRule="auto"/>
-        <w:ind w:left="0" w:leftChars="0" w:right="0" w:rightChars="0" w:firstLine="0" w:firstLineChars="0"/>
-        <w:jc w:val="center"/>
-        <w:rPr>
-          <w:rFonts w:ascii="SimSun" w:hAnsi="SimSun" w:eastAsia="SimSun" w:cstheme="minorBidi"/>
-          <w:sz w:val="21"/>
-          <w:szCs w:val="24"/>
-          <w:lang w:val="ru-RU" w:eastAsia="en-US" w:bidi="ar-SA"/>
-        </w:rPr>
-      </w:pPr>
-    </w:p>
-    <w:p>
-      <w:pPr>
-        <w:spacing w:before="0" w:beforeLines="0" w:after="0" w:afterLines="0" w:line="240" w:lineRule="auto"/>
-        <w:ind w:left="0" w:leftChars="0" w:right="0" w:rightChars="0" w:firstLine="0" w:firstLineChars="0"/>
-        <w:jc w:val="center"/>
-        <w:rPr>
-          <w:rFonts w:ascii="SimSun" w:hAnsi="SimSun" w:eastAsia="SimSun" w:cstheme="minorBidi"/>
-          <w:sz w:val="21"/>
-          <w:szCs w:val="24"/>
-          <w:lang w:val="ru-RU" w:eastAsia="en-US" w:bidi="ar-SA"/>
-        </w:rPr>
-      </w:pPr>
-    </w:p>
-    <w:p>
-      <w:pPr>
-        <w:spacing w:before="0" w:beforeLines="0" w:after="0" w:afterLines="0" w:line="240" w:lineRule="auto"/>
-        <w:ind w:left="0" w:leftChars="0" w:right="0" w:rightChars="0" w:firstLine="0" w:firstLineChars="0"/>
-        <w:jc w:val="center"/>
-        <w:rPr>
-          <w:rFonts w:ascii="SimSun" w:hAnsi="SimSun" w:eastAsia="SimSun" w:cstheme="minorBidi"/>
-          <w:sz w:val="21"/>
-          <w:szCs w:val="24"/>
-          <w:lang w:val="ru-RU" w:eastAsia="en-US" w:bidi="ar-SA"/>
-        </w:rPr>
-      </w:pPr>
-    </w:p>
-    <w:p>
-      <w:pPr>
-        <w:spacing w:before="0" w:beforeLines="0" w:after="0" w:afterLines="0" w:line="240" w:lineRule="auto"/>
-        <w:ind w:left="0" w:leftChars="0" w:right="0" w:rightChars="0" w:firstLine="0" w:firstLineChars="0"/>
-        <w:jc w:val="center"/>
-        <w:rPr>
-          <w:rFonts w:ascii="SimSun" w:hAnsi="SimSun" w:eastAsia="SimSun" w:cstheme="minorBidi"/>
-          <w:sz w:val="21"/>
-          <w:szCs w:val="24"/>
-          <w:lang w:val="ru-RU" w:eastAsia="en-US" w:bidi="ar-SA"/>
-        </w:rPr>
-      </w:pPr>
-    </w:p>
-    <w:p>
-      <w:pPr>
-        <w:spacing w:before="0" w:beforeLines="0" w:after="0" w:afterLines="0" w:line="240" w:lineRule="auto"/>
-        <w:ind w:left="0" w:leftChars="0" w:right="0" w:rightChars="0" w:firstLine="0" w:firstLineChars="0"/>
-        <w:jc w:val="center"/>
-        <w:rPr>
-          <w:rFonts w:ascii="SimSun" w:hAnsi="SimSun" w:eastAsia="SimSun" w:cstheme="minorBidi"/>
-          <w:sz w:val="21"/>
-          <w:szCs w:val="24"/>
-          <w:lang w:val="ru-RU" w:eastAsia="en-US" w:bidi="ar-SA"/>
-        </w:rPr>
-      </w:pPr>
-    </w:p>
-    <w:p>
-      <w:pPr>
-        <w:spacing w:before="0" w:beforeLines="0" w:after="0" w:afterLines="0" w:line="240" w:lineRule="auto"/>
-        <w:ind w:left="0" w:leftChars="0" w:right="0" w:rightChars="0" w:firstLine="0" w:firstLineChars="0"/>
-        <w:jc w:val="center"/>
-        <w:rPr>
-          <w:rFonts w:ascii="SimSun" w:hAnsi="SimSun" w:eastAsia="SimSun" w:cstheme="minorBidi"/>
-          <w:sz w:val="21"/>
-          <w:szCs w:val="24"/>
-          <w:lang w:val="ru-RU" w:eastAsia="en-US" w:bidi="ar-SA"/>
-        </w:rPr>
-      </w:pPr>
-    </w:p>
-    <w:p>
-      <w:pPr>
-        <w:spacing w:before="0" w:beforeLines="0" w:after="0" w:afterLines="0" w:line="240" w:lineRule="auto"/>
-        <w:ind w:left="0" w:leftChars="0" w:right="0" w:rightChars="0" w:firstLine="0" w:firstLineChars="0"/>
-        <w:jc w:val="center"/>
-        <w:rPr>
-          <w:rFonts w:ascii="SimSun" w:hAnsi="SimSun" w:eastAsia="SimSun" w:cstheme="minorBidi"/>
-          <w:sz w:val="21"/>
-          <w:szCs w:val="24"/>
-          <w:lang w:val="ru-RU" w:eastAsia="en-US" w:bidi="ar-SA"/>
-        </w:rPr>
-      </w:pPr>
-    </w:p>
-    <w:p>
-      <w:pPr>
-        <w:spacing w:before="0" w:beforeLines="0" w:after="0" w:afterLines="0" w:line="240" w:lineRule="auto"/>
-        <w:ind w:left="0" w:leftChars="0" w:right="0" w:rightChars="0" w:firstLine="0" w:firstLineChars="0"/>
-        <w:jc w:val="center"/>
-        <w:rPr>
-          <w:rFonts w:ascii="SimSun" w:hAnsi="SimSun" w:eastAsia="SimSun" w:cstheme="minorBidi"/>
-          <w:sz w:val="21"/>
-          <w:szCs w:val="24"/>
-          <w:lang w:val="ru-RU" w:eastAsia="en-US" w:bidi="ar-SA"/>
-        </w:rPr>
-      </w:pPr>
-    </w:p>
-    <w:p>
-      <w:pPr>
-        <w:spacing w:before="0" w:beforeLines="0" w:after="0" w:afterLines="0" w:line="240" w:lineRule="auto"/>
-        <w:ind w:left="0" w:leftChars="0" w:right="0" w:rightChars="0" w:firstLine="0" w:firstLineChars="0"/>
-        <w:jc w:val="center"/>
-        <w:rPr>
-          <w:rFonts w:ascii="SimSun" w:hAnsi="SimSun" w:eastAsia="SimSun" w:cstheme="minorBidi"/>
-          <w:sz w:val="21"/>
-          <w:szCs w:val="24"/>
-          <w:lang w:val="ru-RU" w:eastAsia="en-US" w:bidi="ar-SA"/>
-        </w:rPr>
-      </w:pPr>
-    </w:p>
-    <w:p>
-      <w:pPr>
-        <w:spacing w:before="0" w:beforeLines="0" w:after="0" w:afterLines="0" w:line="240" w:lineRule="auto"/>
-        <w:ind w:left="0" w:leftChars="0" w:right="0" w:rightChars="0" w:firstLine="0" w:firstLineChars="0"/>
-        <w:jc w:val="center"/>
-        <w:rPr>
-          <w:rFonts w:ascii="SimSun" w:hAnsi="SimSun" w:eastAsia="SimSun" w:cstheme="minorBidi"/>
-          <w:sz w:val="21"/>
-          <w:szCs w:val="24"/>
-          <w:lang w:val="ru-RU" w:eastAsia="en-US" w:bidi="ar-SA"/>
-        </w:rPr>
-      </w:pPr>
-    </w:p>
-    <w:p>
-      <w:pPr>
-        <w:spacing w:before="0" w:beforeLines="0" w:after="0" w:afterLines="0" w:line="240" w:lineRule="auto"/>
-        <w:ind w:left="0" w:leftChars="0" w:right="0" w:rightChars="0" w:firstLine="0" w:firstLineChars="0"/>
-        <w:jc w:val="center"/>
-        <w:rPr>
-          <w:rFonts w:ascii="SimSun" w:hAnsi="SimSun" w:eastAsia="SimSun" w:cstheme="minorBidi"/>
-          <w:sz w:val="21"/>
-          <w:szCs w:val="24"/>
-          <w:lang w:val="ru-RU" w:eastAsia="en-US" w:bidi="ar-SA"/>
-        </w:rPr>
-      </w:pPr>
-    </w:p>
-    <w:p>
-      <w:pPr>
-        <w:spacing w:before="0" w:beforeLines="0" w:after="0" w:afterLines="0" w:line="240" w:lineRule="auto"/>
-        <w:ind w:left="0" w:leftChars="0" w:right="0" w:rightChars="0" w:firstLine="0" w:firstLineChars="0"/>
-        <w:jc w:val="center"/>
-        <w:rPr>
-          <w:rFonts w:ascii="SimSun" w:hAnsi="SimSun" w:eastAsia="SimSun" w:cstheme="minorBidi"/>
-          <w:sz w:val="21"/>
-          <w:szCs w:val="24"/>
-          <w:lang w:val="ru-RU" w:eastAsia="en-US" w:bidi="ar-SA"/>
-        </w:rPr>
-      </w:pPr>
-    </w:p>
-    <w:p>
-      <w:pPr>
-        <w:spacing w:before="0" w:beforeLines="0" w:after="0" w:afterLines="0" w:line="240" w:lineRule="auto"/>
-        <w:ind w:left="0" w:leftChars="0" w:right="0" w:rightChars="0" w:firstLine="0" w:firstLineChars="0"/>
-        <w:jc w:val="center"/>
-        <w:rPr>
-          <w:rFonts w:ascii="SimSun" w:hAnsi="SimSun" w:eastAsia="SimSun" w:cstheme="minorBidi"/>
-          <w:sz w:val="21"/>
-          <w:szCs w:val="24"/>
-          <w:lang w:val="ru-RU" w:eastAsia="en-US" w:bidi="ar-SA"/>
-        </w:rPr>
-      </w:pPr>
-    </w:p>
-    <w:p>
-      <w:pPr>
-        <w:spacing w:before="0" w:beforeLines="0" w:after="0" w:afterLines="0" w:line="240" w:lineRule="auto"/>
-        <w:ind w:left="0" w:leftChars="0" w:right="0" w:rightChars="0" w:firstLine="0" w:firstLineChars="0"/>
-        <w:jc w:val="center"/>
-        <w:rPr>
-          <w:rFonts w:ascii="SimSun" w:hAnsi="SimSun" w:eastAsia="SimSun" w:cstheme="minorBidi"/>
-          <w:sz w:val="21"/>
-          <w:szCs w:val="24"/>
-          <w:lang w:val="ru-RU" w:eastAsia="en-US" w:bidi="ar-SA"/>
-        </w:rPr>
-      </w:pPr>
-    </w:p>
-    <w:p>
-      <w:pPr>
-        <w:spacing w:before="0" w:beforeLines="0" w:after="0" w:afterLines="0" w:line="240" w:lineRule="auto"/>
-        <w:ind w:left="0" w:leftChars="0" w:right="0" w:rightChars="0" w:firstLine="0" w:firstLineChars="0"/>
-        <w:jc w:val="center"/>
-        <w:rPr>
-          <w:rFonts w:ascii="SimSun" w:hAnsi="SimSun" w:eastAsia="SimSun" w:cstheme="minorBidi"/>
-          <w:sz w:val="21"/>
-          <w:szCs w:val="24"/>
-          <w:lang w:val="ru-RU" w:eastAsia="en-US" w:bidi="ar-SA"/>
-        </w:rPr>
-      </w:pPr>
-    </w:p>
-    <w:p>
-      <w:pPr>
-        <w:spacing w:before="0" w:beforeLines="0" w:after="0" w:afterLines="0" w:line="240" w:lineRule="auto"/>
-        <w:ind w:left="0" w:leftChars="0" w:right="0" w:rightChars="0" w:firstLine="0" w:firstLineChars="0"/>
-        <w:jc w:val="center"/>
-        <w:rPr>
-          <w:rFonts w:ascii="SimSun" w:hAnsi="SimSun" w:eastAsia="SimSun" w:cstheme="minorBidi"/>
-          <w:sz w:val="21"/>
-          <w:szCs w:val="24"/>
-          <w:lang w:val="ru-RU" w:eastAsia="en-US" w:bidi="ar-SA"/>
-        </w:rPr>
-      </w:pPr>
-    </w:p>
-    <w:p>
-      <w:pPr>
-        <w:spacing w:before="0" w:beforeLines="0" w:after="0" w:afterLines="0" w:line="240" w:lineRule="auto"/>
-        <w:ind w:left="0" w:leftChars="0" w:right="0" w:rightChars="0" w:firstLine="0" w:firstLineChars="0"/>
-        <w:jc w:val="center"/>
-        <w:rPr>
-          <w:rFonts w:ascii="SimSun" w:hAnsi="SimSun" w:eastAsia="SimSun" w:cstheme="minorBidi"/>
-          <w:sz w:val="21"/>
-          <w:szCs w:val="24"/>
-          <w:lang w:val="ru-RU" w:eastAsia="en-US" w:bidi="ar-SA"/>
-        </w:rPr>
-      </w:pPr>
-    </w:p>
-    <w:p>
-      <w:pPr>
-        <w:spacing w:before="0" w:beforeLines="0" w:after="0" w:afterLines="0" w:line="240" w:lineRule="auto"/>
-        <w:ind w:left="0" w:leftChars="0" w:right="0" w:rightChars="0" w:firstLine="0" w:firstLineChars="0"/>
-        <w:jc w:val="center"/>
-        <w:rPr>
-          <w:rFonts w:ascii="SimSun" w:hAnsi="SimSun" w:eastAsia="SimSun" w:cstheme="minorBidi"/>
-          <w:sz w:val="21"/>
-          <w:szCs w:val="24"/>
-          <w:lang w:val="ru-RU" w:eastAsia="en-US" w:bidi="ar-SA"/>
-        </w:rPr>
-      </w:pPr>
-    </w:p>
-    <w:p>
-      <w:pPr>
-        <w:spacing w:before="0" w:beforeLines="0" w:after="0" w:afterLines="0" w:line="240" w:lineRule="auto"/>
-        <w:ind w:left="0" w:leftChars="0" w:right="0" w:rightChars="0" w:firstLine="0" w:firstLineChars="0"/>
-        <w:jc w:val="center"/>
-        <w:rPr>
-          <w:rFonts w:ascii="SimSun" w:hAnsi="SimSun" w:eastAsia="SimSun" w:cstheme="minorBidi"/>
-          <w:sz w:val="21"/>
-          <w:szCs w:val="24"/>
-          <w:lang w:val="ru-RU" w:eastAsia="en-US" w:bidi="ar-SA"/>
-        </w:rPr>
-      </w:pPr>
-    </w:p>
-    <w:p>
-      <w:pPr>
-        <w:spacing w:before="0" w:beforeLines="0" w:after="0" w:afterLines="0" w:line="240" w:lineRule="auto"/>
-        <w:ind w:left="0" w:leftChars="0" w:right="0" w:rightChars="0" w:firstLine="0" w:firstLineChars="0"/>
-        <w:jc w:val="center"/>
-        <w:rPr>
-          <w:rFonts w:ascii="SimSun" w:hAnsi="SimSun" w:eastAsia="SimSun" w:cstheme="minorBidi"/>
-          <w:sz w:val="21"/>
-          <w:szCs w:val="24"/>
-          <w:lang w:val="ru-RU" w:eastAsia="en-US" w:bidi="ar-SA"/>
-        </w:rPr>
-      </w:pPr>
-    </w:p>
-    <w:p>
-      <w:pPr>
-        <w:spacing w:before="0" w:beforeLines="0" w:after="0" w:afterLines="0" w:line="240" w:lineRule="auto"/>
-        <w:ind w:left="0" w:leftChars="0" w:right="0" w:rightChars="0" w:firstLine="0" w:firstLineChars="0"/>
-        <w:jc w:val="center"/>
-        <w:rPr>
-          <w:rFonts w:ascii="SimSun" w:hAnsi="SimSun" w:eastAsia="SimSun" w:cstheme="minorBidi"/>
-          <w:sz w:val="21"/>
-          <w:szCs w:val="24"/>
-          <w:lang w:val="ru-RU" w:eastAsia="en-US" w:bidi="ar-SA"/>
-        </w:rPr>
-      </w:pPr>
-    </w:p>
-    <w:p>
-      <w:pPr>
-        <w:spacing w:before="0" w:beforeLines="0" w:after="0" w:afterLines="0" w:line="240" w:lineRule="auto"/>
-        <w:ind w:left="0" w:leftChars="0" w:right="0" w:rightChars="0" w:firstLine="0" w:firstLineChars="0"/>
-        <w:jc w:val="center"/>
-        <w:rPr>
-          <w:rFonts w:ascii="SimSun" w:hAnsi="SimSun" w:eastAsia="SimSun" w:cstheme="minorBidi"/>
-          <w:sz w:val="21"/>
-          <w:szCs w:val="24"/>
-          <w:lang w:val="ru-RU" w:eastAsia="en-US" w:bidi="ar-SA"/>
-        </w:rPr>
-      </w:pPr>
-    </w:p>
-    <w:p>
-      <w:pPr>
-        <w:spacing w:before="0" w:beforeLines="0" w:after="0" w:afterLines="0" w:line="240" w:lineRule="auto"/>
-        <w:ind w:left="0" w:leftChars="0" w:right="0" w:rightChars="0" w:firstLine="0" w:firstLineChars="0"/>
-        <w:jc w:val="center"/>
-        <w:rPr>
-          <w:rFonts w:ascii="SimSun" w:hAnsi="SimSun" w:eastAsia="SimSun" w:cstheme="minorBidi"/>
-          <w:sz w:val="21"/>
-          <w:szCs w:val="24"/>
-          <w:lang w:val="ru-RU" w:eastAsia="en-US" w:bidi="ar-SA"/>
-        </w:rPr>
-      </w:pPr>
-    </w:p>
-    <w:p>
-      <w:pPr>
-        <w:spacing w:before="0" w:beforeLines="0" w:after="0" w:afterLines="0" w:line="240" w:lineRule="auto"/>
-        <w:ind w:left="0" w:leftChars="0" w:right="0" w:rightChars="0" w:firstLine="0" w:firstLineChars="0"/>
-        <w:jc w:val="center"/>
-        <w:rPr>
-          <w:rFonts w:ascii="SimSun" w:hAnsi="SimSun" w:eastAsia="SimSun" w:cstheme="minorBidi"/>
-          <w:sz w:val="21"/>
-          <w:szCs w:val="24"/>
-          <w:lang w:val="ru-RU" w:eastAsia="en-US" w:bidi="ar-SA"/>
-        </w:rPr>
-      </w:pPr>
-    </w:p>
-    <w:p>
-      <w:pPr>
-        <w:spacing w:before="0" w:beforeLines="0" w:after="0" w:afterLines="0" w:line="240" w:lineRule="auto"/>
-        <w:ind w:left="0" w:leftChars="0" w:right="0" w:rightChars="0" w:firstLine="0" w:firstLineChars="0"/>
-        <w:jc w:val="center"/>
-        <w:rPr>
-          <w:rFonts w:ascii="SimSun" w:hAnsi="SimSun" w:eastAsia="SimSun" w:cstheme="minorBidi"/>
-          <w:sz w:val="21"/>
-          <w:szCs w:val="24"/>
-          <w:lang w:val="ru-RU" w:eastAsia="en-US" w:bidi="ar-SA"/>
-        </w:rPr>
-      </w:pPr>
-    </w:p>
-    <w:p>
-      <w:pPr>
-        <w:spacing w:before="0" w:beforeLines="0" w:after="0" w:afterLines="0" w:line="240" w:lineRule="auto"/>
-        <w:ind w:left="0" w:leftChars="0" w:right="0" w:rightChars="0" w:firstLine="0" w:firstLineChars="0"/>
-        <w:jc w:val="center"/>
-        <w:rPr>
-          <w:rFonts w:ascii="SimSun" w:hAnsi="SimSun" w:eastAsia="SimSun" w:cstheme="minorBidi"/>
-          <w:sz w:val="21"/>
-          <w:szCs w:val="24"/>
-          <w:lang w:val="ru-RU" w:eastAsia="en-US" w:bidi="ar-SA"/>
-        </w:rPr>
-      </w:pPr>
-    </w:p>
-    <w:p>
-      <w:pPr>
-        <w:spacing w:before="0" w:beforeLines="0" w:after="0" w:afterLines="0" w:line="240" w:lineRule="auto"/>
-        <w:ind w:left="0" w:leftChars="0" w:right="0" w:rightChars="0" w:firstLine="0" w:firstLineChars="0"/>
-        <w:jc w:val="center"/>
-        <w:rPr>
-          <w:rFonts w:ascii="SimSun" w:hAnsi="SimSun" w:eastAsia="SimSun" w:cstheme="minorBidi"/>
-          <w:sz w:val="21"/>
-          <w:szCs w:val="24"/>
-          <w:lang w:val="ru-RU" w:eastAsia="en-US" w:bidi="ar-SA"/>
-        </w:rPr>
-      </w:pPr>
-    </w:p>
-    <w:p>
-      <w:pPr>
-        <w:spacing w:before="0" w:beforeLines="0" w:after="0" w:afterLines="0" w:line="240" w:lineRule="auto"/>
-        <w:ind w:left="0" w:leftChars="0" w:right="0" w:rightChars="0" w:firstLine="0" w:firstLineChars="0"/>
-        <w:jc w:val="center"/>
-        <w:rPr>
-          <w:rFonts w:ascii="SimSun" w:hAnsi="SimSun" w:eastAsia="SimSun" w:cstheme="minorBidi"/>
-          <w:sz w:val="21"/>
-          <w:szCs w:val="24"/>
-          <w:lang w:val="ru-RU" w:eastAsia="en-US" w:bidi="ar-SA"/>
-        </w:rPr>
-      </w:pPr>
-    </w:p>
-    <w:p>
-      <w:pPr>
-        <w:spacing w:before="0" w:beforeLines="0" w:after="0" w:afterLines="0" w:line="240" w:lineRule="auto"/>
-        <w:ind w:left="0" w:leftChars="0" w:right="0" w:rightChars="0" w:firstLine="0" w:firstLineChars="0"/>
-        <w:jc w:val="center"/>
-        <w:rPr>
-          <w:rFonts w:ascii="SimSun" w:hAnsi="SimSun" w:eastAsia="SimSun" w:cstheme="minorBidi"/>
-          <w:sz w:val="21"/>
-          <w:szCs w:val="24"/>
-          <w:lang w:val="ru-RU" w:eastAsia="en-US" w:bidi="ar-SA"/>
-        </w:rPr>
-      </w:pPr>
-    </w:p>
-    <w:p>
-      <w:pPr>
-        <w:spacing w:before="0" w:beforeLines="0" w:after="0" w:afterLines="0" w:line="240" w:lineRule="auto"/>
-        <w:ind w:left="0" w:leftChars="0" w:right="0" w:rightChars="0" w:firstLine="0" w:firstLineChars="0"/>
-        <w:jc w:val="center"/>
-        <w:rPr>
-          <w:rFonts w:ascii="SimSun" w:hAnsi="SimSun" w:eastAsia="SimSun" w:cstheme="minorBidi"/>
-          <w:sz w:val="21"/>
-          <w:szCs w:val="24"/>
-          <w:lang w:val="ru-RU" w:eastAsia="en-US" w:bidi="ar-SA"/>
-        </w:rPr>
-      </w:pPr>
-    </w:p>
-    <w:p>
-      <w:pPr>
-        <w:spacing w:before="0" w:beforeLines="0" w:after="0" w:afterLines="0" w:line="240" w:lineRule="auto"/>
-        <w:ind w:left="0" w:leftChars="0" w:right="0" w:rightChars="0" w:firstLine="0" w:firstLineChars="0"/>
-        <w:jc w:val="center"/>
-        <w:rPr>
-          <w:rFonts w:ascii="SimSun" w:hAnsi="SimSun" w:eastAsia="SimSun" w:cstheme="minorBidi"/>
-          <w:sz w:val="21"/>
-          <w:szCs w:val="24"/>
-          <w:lang w:val="ru-RU" w:eastAsia="en-US" w:bidi="ar-SA"/>
-        </w:rPr>
-      </w:pPr>
-    </w:p>
-    <w:p>
-      <w:pPr>
-        <w:spacing w:before="0" w:beforeLines="0" w:after="0" w:afterLines="0" w:line="240" w:lineRule="auto"/>
-        <w:ind w:left="0" w:leftChars="0" w:right="0" w:rightChars="0" w:firstLine="0" w:firstLineChars="0"/>
-        <w:jc w:val="center"/>
-        <w:rPr>
-          <w:rFonts w:ascii="SimSun" w:hAnsi="SimSun" w:eastAsia="SimSun" w:cstheme="minorBidi"/>
-          <w:sz w:val="21"/>
-          <w:szCs w:val="24"/>
-          <w:lang w:val="ru-RU" w:eastAsia="en-US" w:bidi="ar-SA"/>
-        </w:rPr>
-      </w:pPr>
-    </w:p>
-    <w:p>
-      <w:pPr>
-        <w:spacing w:before="0" w:beforeLines="0" w:after="0" w:afterLines="0" w:line="240" w:lineRule="auto"/>
-        <w:ind w:left="0" w:leftChars="0" w:right="0" w:rightChars="0" w:firstLine="0" w:firstLineChars="0"/>
-        <w:jc w:val="center"/>
-        <w:rPr>
-          <w:rFonts w:ascii="SimSun" w:hAnsi="SimSun" w:eastAsia="SimSun" w:cstheme="minorBidi"/>
-          <w:sz w:val="21"/>
-          <w:szCs w:val="24"/>
-          <w:lang w:val="ru-RU" w:eastAsia="en-US" w:bidi="ar-SA"/>
-        </w:rPr>
-      </w:pPr>
-    </w:p>
-    <w:p>
-      <w:pPr>
-        <w:spacing w:before="0" w:beforeLines="0" w:after="0" w:afterLines="0" w:line="240" w:lineRule="auto"/>
-        <w:ind w:left="0" w:leftChars="0" w:right="0" w:rightChars="0" w:firstLine="0" w:firstLineChars="0"/>
-        <w:jc w:val="center"/>
-        <w:rPr>
-          <w:rFonts w:ascii="SimSun" w:hAnsi="SimSun" w:eastAsia="SimSun" w:cstheme="minorBidi"/>
-          <w:sz w:val="21"/>
-          <w:szCs w:val="24"/>
-          <w:lang w:val="ru-RU" w:eastAsia="en-US" w:bidi="ar-SA"/>
-        </w:rPr>
-      </w:pPr>
-    </w:p>
-    <w:p>
-      <w:pPr>
-        <w:spacing w:before="0" w:beforeLines="0" w:after="0" w:afterLines="0" w:line="240" w:lineRule="auto"/>
-        <w:ind w:left="0" w:leftChars="0" w:right="0" w:rightChars="0" w:firstLine="0" w:firstLineChars="0"/>
-        <w:jc w:val="center"/>
-        <w:rPr>
-          <w:rFonts w:ascii="SimSun" w:hAnsi="SimSun" w:eastAsia="SimSun" w:cstheme="minorBidi"/>
-          <w:sz w:val="21"/>
-          <w:szCs w:val="24"/>
-          <w:lang w:val="ru-RU" w:eastAsia="en-US" w:bidi="ar-SA"/>
-        </w:rPr>
-      </w:pPr>
-    </w:p>
-    <w:p>
-      <w:pPr>
-        <w:spacing w:before="0" w:beforeLines="0" w:after="0" w:afterLines="0" w:line="240" w:lineRule="auto"/>
-        <w:ind w:left="0" w:leftChars="0" w:right="0" w:rightChars="0" w:firstLine="0" w:firstLineChars="0"/>
-        <w:jc w:val="center"/>
-        <w:rPr>
-          <w:rFonts w:ascii="SimSun" w:hAnsi="SimSun" w:eastAsia="SimSun" w:cstheme="minorBidi"/>
-          <w:sz w:val="21"/>
-          <w:szCs w:val="24"/>
-          <w:lang w:val="ru-RU" w:eastAsia="en-US" w:bidi="ar-SA"/>
-        </w:rPr>
-      </w:pPr>
-    </w:p>
-    <w:p>
-      <w:pPr>
-        <w:spacing w:before="0" w:beforeLines="0" w:after="0" w:afterLines="0" w:line="240" w:lineRule="auto"/>
-        <w:ind w:left="0" w:leftChars="0" w:right="0" w:rightChars="0" w:firstLine="0" w:firstLineChars="0"/>
-        <w:jc w:val="center"/>
-        <w:rPr>
-          <w:rFonts w:ascii="SimSun" w:hAnsi="SimSun" w:eastAsia="SimSun" w:cstheme="minorBidi"/>
-          <w:sz w:val="21"/>
-          <w:szCs w:val="24"/>
-          <w:lang w:val="ru-RU" w:eastAsia="en-US" w:bidi="ar-SA"/>
-        </w:rPr>
-      </w:pPr>
-    </w:p>
-    <w:p>
-      <w:pPr>
-        <w:spacing w:before="0" w:beforeLines="0" w:after="0" w:afterLines="0" w:line="240" w:lineRule="auto"/>
-        <w:ind w:left="0" w:leftChars="0" w:right="0" w:rightChars="0" w:firstLine="0" w:firstLineChars="0"/>
-        <w:jc w:val="center"/>
-        <w:rPr>
-          <w:rFonts w:ascii="SimSun" w:hAnsi="SimSun" w:eastAsia="SimSun" w:cstheme="minorBidi"/>
-          <w:sz w:val="21"/>
-          <w:szCs w:val="24"/>
-          <w:lang w:val="ru-RU" w:eastAsia="en-US" w:bidi="ar-SA"/>
-        </w:rPr>
-      </w:pPr>
-    </w:p>
-    <w:p>
-      <w:pPr>
-        <w:spacing w:before="0" w:beforeLines="0" w:after="0" w:afterLines="0" w:line="240" w:lineRule="auto"/>
-        <w:ind w:left="0" w:leftChars="0" w:right="0" w:rightChars="0" w:firstLine="0" w:firstLineChars="0"/>
-        <w:jc w:val="center"/>
-        <w:rPr>
-          <w:rFonts w:ascii="SimSun" w:hAnsi="SimSun" w:eastAsia="SimSun" w:cstheme="minorBidi"/>
-          <w:sz w:val="21"/>
-          <w:szCs w:val="24"/>
-          <w:lang w:val="ru-RU" w:eastAsia="en-US" w:bidi="ar-SA"/>
-        </w:rPr>
-      </w:pPr>
-    </w:p>
-    <w:p>
-      <w:pPr>
-        <w:spacing w:before="0" w:beforeLines="0" w:after="0" w:afterLines="0" w:line="240" w:lineRule="auto"/>
-        <w:ind w:left="0" w:leftChars="0" w:right="0" w:rightChars="0" w:firstLine="0" w:firstLineChars="0"/>
-        <w:jc w:val="center"/>
-        <w:rPr>
-          <w:rFonts w:ascii="SimSun" w:hAnsi="SimSun" w:eastAsia="SimSun" w:cstheme="minorBidi"/>
-          <w:sz w:val="21"/>
-          <w:szCs w:val="24"/>
-          <w:lang w:val="ru-RU" w:eastAsia="en-US" w:bidi="ar-SA"/>
-        </w:rPr>
-      </w:pPr>
-    </w:p>
-    <w:p>
-      <w:pPr>
-        <w:spacing w:before="0" w:beforeLines="0" w:after="0" w:afterLines="0" w:line="240" w:lineRule="auto"/>
-        <w:ind w:left="0" w:leftChars="0" w:right="0" w:rightChars="0" w:firstLine="0" w:firstLineChars="0"/>
-        <w:jc w:val="center"/>
-        <w:rPr>
-          <w:rFonts w:ascii="SimSun" w:hAnsi="SimSun" w:eastAsia="SimSun" w:cstheme="minorBidi"/>
-          <w:sz w:val="21"/>
-          <w:szCs w:val="24"/>
-          <w:lang w:val="ru-RU" w:eastAsia="en-US" w:bidi="ar-SA"/>
-        </w:rPr>
-      </w:pPr>
-    </w:p>
-    <w:p>
-      <w:pPr>
-        <w:spacing w:before="0" w:beforeLines="0" w:after="0" w:afterLines="0" w:line="240" w:lineRule="auto"/>
-        <w:ind w:left="0" w:leftChars="0" w:right="0" w:rightChars="0" w:firstLine="0" w:firstLineChars="0"/>
-        <w:jc w:val="center"/>
+        <w:jc w:val="both"/>
         <w:rPr>
           <w:rFonts w:ascii="SimSun" w:hAnsi="SimSun" w:eastAsia="SimSun" w:cstheme="minorBidi"/>
           <w:sz w:val="21"/>
@@ -1601,8 +2249,6 @@
           <w:lang w:val="ru-RU" w:eastAsia="en-US" w:bidi="ar-SA"/>
         </w:rPr>
       </w:pPr>
-      <w:bookmarkStart w:id="59" w:name="_GoBack"/>
-      <w:bookmarkEnd w:id="59"/>
     </w:p>
     <w:p>
       <w:pPr>
@@ -1908,14 +2554,14 @@
         <w:spacing w:before="0" w:after="0"/>
         <w:textAlignment w:val="auto"/>
       </w:pPr>
-      <w:bookmarkStart w:id="1" w:name="_Toc32060"/>
-      <w:bookmarkStart w:id="2" w:name="_Toc8886"/>
+      <w:bookmarkStart w:id="3" w:name="_Toc32060"/>
+      <w:bookmarkStart w:id="4" w:name="_Toc8886"/>
       <w:r>
         <w:t>Введение</w:t>
       </w:r>
       <w:bookmarkEnd w:id="0"/>
-      <w:bookmarkEnd w:id="1"/>
-      <w:bookmarkEnd w:id="2"/>
+      <w:bookmarkEnd w:id="3"/>
+      <w:bookmarkEnd w:id="4"/>
     </w:p>
     <w:p>
       <w:pPr>
@@ -2019,15 +2665,15 @@
           <w:rFonts w:hint="default"/>
         </w:rPr>
       </w:pPr>
-      <w:bookmarkStart w:id="3" w:name="_Toc5125"/>
-      <w:bookmarkStart w:id="4" w:name="_Toc226319104"/>
+      <w:bookmarkStart w:id="5" w:name="_Toc5125"/>
+      <w:bookmarkStart w:id="6" w:name="_Toc226319104"/>
       <w:r>
         <w:rPr>
           <w:rFonts w:hint="default"/>
         </w:rPr>
         <w:t>Разработка программных решений для подготовки к экзаменам по Правилам дорожного движения (ПДД) становится важным элементом образовательного процесса. В частности, использование Telegram-ботов представляет собой удобный инструмент для автоматизации обучения и тестирования, позволяя пользователям проходить экзаменационные билеты в интерактивной и доступной форме.</w:t>
       </w:r>
-      <w:bookmarkEnd w:id="3"/>
+      <w:bookmarkEnd w:id="5"/>
     </w:p>
     <w:p>
       <w:pPr>
@@ -2048,14 +2694,14 @@
           <w:rFonts w:hint="default"/>
         </w:rPr>
       </w:pPr>
-      <w:bookmarkStart w:id="5" w:name="_Toc16765"/>
+      <w:bookmarkStart w:id="7" w:name="_Toc16765"/>
       <w:r>
         <w:rPr>
           <w:rFonts w:hint="default"/>
         </w:rPr>
         <w:t>Цель данного курсового проекта — создание Telegram-бота, в котором можно будет решать экзаменационные билеты по ПДД. Бот будет подсчитывать количество правильных ответов и анализировать ошибки. Это позволит пользователю не только протестировать свои знания, но и получить обратную связь для улучшения результатов.</w:t>
       </w:r>
-      <w:bookmarkEnd w:id="5"/>
+      <w:bookmarkEnd w:id="7"/>
     </w:p>
     <w:p>
       <w:pPr>
@@ -2076,14 +2722,14 @@
           <w:rFonts w:hint="default"/>
         </w:rPr>
       </w:pPr>
-      <w:bookmarkStart w:id="6" w:name="_Toc1807"/>
+      <w:bookmarkStart w:id="8" w:name="_Toc1807"/>
       <w:r>
         <w:rPr>
           <w:rFonts w:hint="default"/>
         </w:rPr>
         <w:t>Для хранения данных о билетах и результатах пользователей будет использована PostgreSQL — реляционная система управления базами данных. PostgreSQL обеспечивает высокую надёжность, стабильность и производительность при работе с большими объёмами данных, что идеально подходит для задач, связанных с хранением экзаменационных билетов и ответов.</w:t>
       </w:r>
-      <w:bookmarkEnd w:id="6"/>
+      <w:bookmarkEnd w:id="8"/>
     </w:p>
     <w:p>
       <w:pPr>
@@ -2104,14 +2750,14 @@
           <w:rFonts w:hint="default"/>
         </w:rPr>
       </w:pPr>
-      <w:bookmarkStart w:id="7" w:name="_Toc8732"/>
+      <w:bookmarkStart w:id="9" w:name="_Toc8732"/>
       <w:r>
         <w:rPr>
           <w:rFonts w:hint="default"/>
         </w:rPr>
         <w:t>Для разработки Telegram-бота выбрана библиотека aiogram, которая позволяет легко создавать асинхронных ботов на языке Python.</w:t>
       </w:r>
-      <w:bookmarkEnd w:id="7"/>
+      <w:bookmarkEnd w:id="9"/>
       <w:r>
         <w:rPr>
           <w:rFonts w:hint="default"/>
@@ -2138,14 +2784,14 @@
           <w:rFonts w:hint="default"/>
         </w:rPr>
       </w:pPr>
-      <w:bookmarkStart w:id="8" w:name="_Toc19610"/>
+      <w:bookmarkStart w:id="10" w:name="_Toc19610"/>
       <w:r>
         <w:rPr>
           <w:rFonts w:hint="default"/>
         </w:rPr>
         <w:t>Использование Telegram-бота для подготовки к экзаменам по ПДД делает процесс обучения более гибким и доступным. Бот работает круглосуточно, позволяя пользователям тренироваться в любое время. Такой подход помогает усвоить материал быстрее и повышает шансы на успешную сдачу экзамена.</w:t>
       </w:r>
-      <w:bookmarkEnd w:id="8"/>
+      <w:bookmarkEnd w:id="10"/>
     </w:p>
     <w:p>
       <w:pPr>
@@ -2166,14 +2812,14 @@
           <w:rFonts w:hint="default"/>
         </w:rPr>
       </w:pPr>
-      <w:bookmarkStart w:id="9" w:name="_Toc23900"/>
+      <w:bookmarkStart w:id="11" w:name="_Toc23900"/>
       <w:r>
         <w:rPr>
           <w:rFonts w:hint="default"/>
         </w:rPr>
         <w:t>Основания для разработки</w:t>
       </w:r>
-      <w:bookmarkEnd w:id="9"/>
+      <w:bookmarkEnd w:id="11"/>
     </w:p>
     <w:p>
       <w:pPr>
@@ -2193,14 +2839,14 @@
           <w:rFonts w:hint="default"/>
         </w:rPr>
       </w:pPr>
-      <w:bookmarkStart w:id="10" w:name="_Toc12502"/>
+      <w:bookmarkStart w:id="12" w:name="_Toc12502"/>
       <w:r>
         <w:rPr>
           <w:rFonts w:hint="default"/>
         </w:rPr>
         <w:t>Разрабатываемый программный модуль предназначен для:</w:t>
       </w:r>
-      <w:bookmarkEnd w:id="10"/>
+      <w:bookmarkEnd w:id="12"/>
     </w:p>
     <w:p>
       <w:pPr>
@@ -2220,14 +2866,14 @@
           <w:rFonts w:hint="default"/>
         </w:rPr>
       </w:pPr>
-      <w:bookmarkStart w:id="11" w:name="_Toc16857"/>
+      <w:bookmarkStart w:id="13" w:name="_Toc16857"/>
       <w:r>
         <w:rPr>
           <w:rFonts w:hint="default"/>
         </w:rPr>
         <w:t>Автоматизации процесса подготовки к экзаменам по ПДД;</w:t>
       </w:r>
-      <w:bookmarkEnd w:id="11"/>
+      <w:bookmarkEnd w:id="13"/>
     </w:p>
     <w:p>
       <w:pPr>
@@ -2247,14 +2893,14 @@
           <w:rFonts w:hint="default"/>
         </w:rPr>
       </w:pPr>
-      <w:bookmarkStart w:id="12" w:name="_Toc22124"/>
+      <w:bookmarkStart w:id="14" w:name="_Toc22124"/>
       <w:r>
         <w:rPr>
           <w:rFonts w:hint="default"/>
         </w:rPr>
         <w:t>Предоставления пользователям возможности решать вопросы по билетам и по темам;</w:t>
       </w:r>
-      <w:bookmarkEnd w:id="12"/>
+      <w:bookmarkEnd w:id="14"/>
     </w:p>
     <w:p>
       <w:pPr>
@@ -2274,14 +2920,14 @@
           <w:rFonts w:hint="default"/>
         </w:rPr>
       </w:pPr>
-      <w:bookmarkStart w:id="13" w:name="_Toc17427"/>
+      <w:bookmarkStart w:id="15" w:name="_Toc17427"/>
       <w:r>
         <w:rPr>
           <w:rFonts w:hint="default"/>
         </w:rPr>
         <w:t>Автоматического подсчёта результатов и анализа ошибок;</w:t>
       </w:r>
-      <w:bookmarkEnd w:id="13"/>
+      <w:bookmarkEnd w:id="15"/>
     </w:p>
     <w:p>
       <w:pPr>
@@ -2301,14 +2947,14 @@
           <w:rFonts w:hint="default"/>
         </w:rPr>
       </w:pPr>
-      <w:bookmarkStart w:id="14" w:name="_Toc12910"/>
+      <w:bookmarkStart w:id="16" w:name="_Toc12910"/>
       <w:r>
         <w:rPr>
           <w:rFonts w:hint="default"/>
         </w:rPr>
         <w:t>Предоставления пользователям доступа к статистике их прогресса;</w:t>
       </w:r>
-      <w:bookmarkEnd w:id="14"/>
+      <w:bookmarkEnd w:id="16"/>
     </w:p>
     <w:p>
       <w:pPr>
@@ -2329,14 +2975,14 @@
           <w:rFonts w:hint="default"/>
         </w:rPr>
       </w:pPr>
-      <w:bookmarkStart w:id="15" w:name="_Toc21786"/>
+      <w:bookmarkStart w:id="17" w:name="_Toc21786"/>
       <w:r>
         <w:rPr>
           <w:rFonts w:hint="default"/>
         </w:rPr>
         <w:t>Эксплуатационное назначение — использование в режиме онлайн на мобильных устройствах или компьютерах через приложение Telegram. Программа ориентирована на учащихся автошкол, будущих водителей и всех, кто желает повысить знания ПДД</w:t>
       </w:r>
-      <w:bookmarkEnd w:id="15"/>
+      <w:bookmarkEnd w:id="17"/>
     </w:p>
     <w:p>
       <w:pPr>
@@ -2642,14 +3288,14 @@
         <w:spacing w:before="0" w:after="0"/>
         <w:textAlignment w:val="auto"/>
       </w:pPr>
-      <w:bookmarkStart w:id="16" w:name="_Toc10449"/>
-      <w:bookmarkStart w:id="17" w:name="_Toc4705"/>
+      <w:bookmarkStart w:id="18" w:name="_Toc10449"/>
+      <w:bookmarkStart w:id="19" w:name="_Toc4705"/>
       <w:r>
         <w:t>1. Назначение разработки</w:t>
       </w:r>
-      <w:bookmarkEnd w:id="4"/>
-      <w:bookmarkEnd w:id="16"/>
-      <w:bookmarkEnd w:id="17"/>
+      <w:bookmarkEnd w:id="6"/>
+      <w:bookmarkEnd w:id="18"/>
+      <w:bookmarkEnd w:id="19"/>
     </w:p>
     <w:p>
       <w:pPr>
@@ -3056,15 +3702,15 @@
         <w:spacing w:before="0" w:after="0"/>
         <w:textAlignment w:val="auto"/>
       </w:pPr>
-      <w:bookmarkStart w:id="18" w:name="_Toc226319105"/>
-      <w:bookmarkStart w:id="19" w:name="_Toc11179"/>
-      <w:bookmarkStart w:id="20" w:name="_Toc15401"/>
+      <w:bookmarkStart w:id="20" w:name="_Toc226319105"/>
+      <w:bookmarkStart w:id="21" w:name="_Toc15401"/>
+      <w:bookmarkStart w:id="22" w:name="_Toc11179"/>
       <w:r>
         <w:t>2. Требования к программному модулю</w:t>
       </w:r>
-      <w:bookmarkEnd w:id="18"/>
-      <w:bookmarkEnd w:id="19"/>
       <w:bookmarkEnd w:id="20"/>
+      <w:bookmarkEnd w:id="21"/>
+      <w:bookmarkEnd w:id="22"/>
     </w:p>
     <w:p>
       <w:pPr>
@@ -3084,13 +3730,13 @@
         <w:spacing w:before="0" w:beforeAutospacing="0" w:after="0" w:afterAutospacing="0"/>
         <w:textAlignment w:val="auto"/>
       </w:pPr>
-      <w:bookmarkStart w:id="21" w:name="_Toc226319106"/>
-      <w:bookmarkStart w:id="22" w:name="_Toc28515"/>
+      <w:bookmarkStart w:id="23" w:name="_Toc226319106"/>
+      <w:bookmarkStart w:id="24" w:name="_Toc28515"/>
       <w:r>
         <w:t>2.1. Требования к функциональным характеристикам</w:t>
       </w:r>
-      <w:bookmarkEnd w:id="21"/>
-      <w:bookmarkEnd w:id="22"/>
+      <w:bookmarkEnd w:id="23"/>
+      <w:bookmarkEnd w:id="24"/>
     </w:p>
     <w:p>
       <w:pPr>
@@ -4563,7 +5209,7 @@
           <w:szCs w:val="24"/>
         </w:rPr>
       </w:pPr>
-      <w:bookmarkStart w:id="23" w:name="_Toc226319107"/>
+      <w:bookmarkStart w:id="25" w:name="_Toc226319107"/>
       <w:r>
         <w:rPr>
           <w:rFonts w:hint="default" w:ascii="Times New Roman" w:hAnsi="Times New Roman" w:cs="Times New Roman"/>
@@ -4856,12 +5502,12 @@
         <w:spacing w:before="0" w:after="0"/>
         <w:textAlignment w:val="auto"/>
       </w:pPr>
-      <w:bookmarkStart w:id="24" w:name="_Toc13103"/>
+      <w:bookmarkStart w:id="26" w:name="_Toc13103"/>
       <w:r>
         <w:t>2.2. Требования к составу и параметрам технических средств</w:t>
       </w:r>
-      <w:bookmarkEnd w:id="23"/>
-      <w:bookmarkEnd w:id="24"/>
+      <w:bookmarkEnd w:id="25"/>
+      <w:bookmarkEnd w:id="26"/>
     </w:p>
     <w:p>
       <w:pPr>
@@ -5217,13 +5863,13 @@
         <w:spacing w:before="0" w:after="0"/>
         <w:textAlignment w:val="auto"/>
       </w:pPr>
-      <w:bookmarkStart w:id="25" w:name="_Toc226319108"/>
-      <w:bookmarkStart w:id="26" w:name="_Toc16846"/>
+      <w:bookmarkStart w:id="27" w:name="_Toc226319108"/>
+      <w:bookmarkStart w:id="28" w:name="_Toc16846"/>
       <w:r>
         <w:t>2.3. Требования к информационной и программной совместимости</w:t>
       </w:r>
-      <w:bookmarkEnd w:id="25"/>
-      <w:bookmarkEnd w:id="26"/>
+      <w:bookmarkEnd w:id="27"/>
+      <w:bookmarkEnd w:id="28"/>
     </w:p>
     <w:p>
       <w:pPr>
@@ -5248,7 +5894,7 @@
           <w:color w:val="0F1115"/>
         </w:rPr>
       </w:pPr>
-      <w:bookmarkStart w:id="27" w:name="_Toc28826"/>
+      <w:bookmarkStart w:id="29" w:name="_Toc28826"/>
       <w:r>
         <w:rPr>
           <w:rStyle w:val="10"/>
@@ -5256,7 +5902,7 @@
         </w:rPr>
         <w:t>2.3.1 Информационные структуры:</w:t>
       </w:r>
-      <w:bookmarkEnd w:id="27"/>
+      <w:bookmarkEnd w:id="29"/>
     </w:p>
     <w:p>
       <w:pPr>
@@ -5404,7 +6050,7 @@
           <w:color w:val="0F1115"/>
         </w:rPr>
       </w:pPr>
-      <w:bookmarkStart w:id="28" w:name="_Toc23083"/>
+      <w:bookmarkStart w:id="30" w:name="_Toc23083"/>
       <w:r>
         <w:rPr>
           <w:rStyle w:val="10"/>
@@ -5412,7 +6058,7 @@
         </w:rPr>
         <w:t>2.3.2 Технологический стек:</w:t>
       </w:r>
-      <w:bookmarkEnd w:id="28"/>
+      <w:bookmarkEnd w:id="30"/>
     </w:p>
     <w:p>
       <w:pPr>
@@ -5676,41 +6322,41 @@
         <w:spacing w:before="0" w:after="0"/>
         <w:textAlignment w:val="auto"/>
       </w:pPr>
-      <w:bookmarkStart w:id="29" w:name="_Toc223981899"/>
-      <w:bookmarkStart w:id="30" w:name="_Toc21900"/>
-      <w:bookmarkStart w:id="31" w:name="_Toc27081"/>
-      <w:bookmarkStart w:id="32" w:name="_Toc226319109"/>
+      <w:bookmarkStart w:id="31" w:name="_Toc223981899"/>
+      <w:bookmarkStart w:id="32" w:name="_Toc27081"/>
+      <w:bookmarkStart w:id="33" w:name="_Toc226319109"/>
+      <w:bookmarkStart w:id="34" w:name="_Toc21900"/>
       <w:r>
         <w:t>3. Руководство программиста</w:t>
       </w:r>
-      <w:bookmarkEnd w:id="29"/>
-      <w:bookmarkEnd w:id="30"/>
       <w:bookmarkEnd w:id="31"/>
       <w:bookmarkEnd w:id="32"/>
-    </w:p>
-    <w:p>
-      <w:pPr>
-        <w:pStyle w:val="3"/>
-        <w:pageBreakBefore w:val="0"/>
-        <w:widowControl/>
-        <w:kinsoku/>
-        <w:overflowPunct/>
-        <w:topLinePunct w:val="0"/>
-        <w:autoSpaceDE/>
-        <w:autoSpaceDN/>
-        <w:bidi w:val="0"/>
-        <w:adjustRightInd/>
-        <w:snapToGrid/>
-        <w:spacing w:before="0" w:after="0"/>
-        <w:textAlignment w:val="auto"/>
-      </w:pPr>
-      <w:bookmarkStart w:id="33" w:name="_Toc226319110"/>
-      <w:bookmarkStart w:id="34" w:name="_Toc2931"/>
-      <w:r>
-        <w:t>3.1. Разработка базы данных</w:t>
-      </w:r>
       <w:bookmarkEnd w:id="33"/>
       <w:bookmarkEnd w:id="34"/>
+    </w:p>
+    <w:p>
+      <w:pPr>
+        <w:pStyle w:val="3"/>
+        <w:pageBreakBefore w:val="0"/>
+        <w:widowControl/>
+        <w:kinsoku/>
+        <w:overflowPunct/>
+        <w:topLinePunct w:val="0"/>
+        <w:autoSpaceDE/>
+        <w:autoSpaceDN/>
+        <w:bidi w:val="0"/>
+        <w:adjustRightInd/>
+        <w:snapToGrid/>
+        <w:spacing w:before="0" w:after="0"/>
+        <w:textAlignment w:val="auto"/>
+      </w:pPr>
+      <w:bookmarkStart w:id="35" w:name="_Toc226319110"/>
+      <w:bookmarkStart w:id="36" w:name="_Toc2931"/>
+      <w:r>
+        <w:t>3.1. Разработка базы данных</w:t>
+      </w:r>
+      <w:bookmarkEnd w:id="35"/>
+      <w:bookmarkEnd w:id="36"/>
     </w:p>
     <w:p>
       <w:pPr>
@@ -9038,13 +9684,13 @@
         <w:spacing w:before="0" w:after="0"/>
         <w:textAlignment w:val="auto"/>
       </w:pPr>
-      <w:bookmarkStart w:id="35" w:name="_Toc21657"/>
-      <w:bookmarkStart w:id="36" w:name="_Toc226319111"/>
+      <w:bookmarkStart w:id="37" w:name="_Toc226319111"/>
+      <w:bookmarkStart w:id="38" w:name="_Toc21657"/>
       <w:r>
         <w:t>3.2. Разработка программного модуля</w:t>
       </w:r>
-      <w:bookmarkEnd w:id="35"/>
-      <w:bookmarkEnd w:id="36"/>
+      <w:bookmarkEnd w:id="37"/>
+      <w:bookmarkEnd w:id="38"/>
     </w:p>
     <w:p>
       <w:pPr>
@@ -9296,7 +9942,7 @@
           <w:lang w:eastAsia="ru-RU"/>
         </w:rPr>
       </w:pPr>
-      <w:bookmarkStart w:id="37" w:name="_Toc226319112"/>
+      <w:bookmarkStart w:id="39" w:name="_Toc226319112"/>
       <w:r>
         <w:rPr>
           <w:rFonts w:hint="default" w:ascii="Consolas" w:hAnsi="Consolas" w:cs="Consolas"/>
@@ -10398,12 +11044,12 @@
         <w:spacing w:before="0" w:after="0"/>
         <w:textAlignment w:val="auto"/>
       </w:pPr>
-      <w:bookmarkStart w:id="38" w:name="_Toc20396"/>
+      <w:bookmarkStart w:id="40" w:name="_Toc20396"/>
       <w:r>
         <w:t>3.3. Текст программы</w:t>
       </w:r>
-      <w:bookmarkEnd w:id="37"/>
-      <w:bookmarkEnd w:id="38"/>
+      <w:bookmarkEnd w:id="39"/>
+      <w:bookmarkEnd w:id="40"/>
     </w:p>
     <w:p>
       <w:pPr>
@@ -20006,15 +20652,15 @@
         <w:spacing w:before="0" w:after="0"/>
         <w:textAlignment w:val="auto"/>
       </w:pPr>
-      <w:bookmarkStart w:id="39" w:name="_Toc31565"/>
-      <w:bookmarkStart w:id="40" w:name="_Toc30736"/>
-      <w:bookmarkStart w:id="41" w:name="_Toc226319113"/>
+      <w:bookmarkStart w:id="41" w:name="_Toc31565"/>
+      <w:bookmarkStart w:id="42" w:name="_Toc226319113"/>
+      <w:bookmarkStart w:id="43" w:name="_Toc30736"/>
       <w:r>
         <w:t>4. Руководство пользователя</w:t>
       </w:r>
-      <w:bookmarkEnd w:id="39"/>
-      <w:bookmarkEnd w:id="40"/>
       <w:bookmarkEnd w:id="41"/>
+      <w:bookmarkEnd w:id="42"/>
+      <w:bookmarkEnd w:id="43"/>
     </w:p>
     <w:p>
       <w:pPr>
@@ -20033,13 +20679,13 @@
         <w:jc w:val="both"/>
         <w:textAlignment w:val="auto"/>
       </w:pPr>
-      <w:bookmarkStart w:id="42" w:name="_Toc6774"/>
-      <w:bookmarkStart w:id="43" w:name="_Toc226319114"/>
+      <w:bookmarkStart w:id="44" w:name="_Toc226319114"/>
+      <w:bookmarkStart w:id="45" w:name="_Toc6774"/>
       <w:r>
         <w:t>4.1. Выполнение программного модуля</w:t>
       </w:r>
-      <w:bookmarkEnd w:id="42"/>
-      <w:bookmarkEnd w:id="43"/>
+      <w:bookmarkEnd w:id="44"/>
+      <w:bookmarkEnd w:id="45"/>
     </w:p>
     <w:p>
       <w:pPr>
@@ -20617,7 +21263,7 @@
           <w:szCs w:val="24"/>
         </w:rPr>
       </w:pPr>
-      <w:bookmarkStart w:id="44" w:name="_Toc226319115"/>
+      <w:bookmarkStart w:id="46" w:name="_Toc226319115"/>
       <w:r>
         <w:rPr>
           <w:rFonts w:hint="default" w:ascii="Times New Roman" w:hAnsi="Times New Roman" w:cs="Times New Roman"/>
@@ -22151,7 +22797,7 @@
           <w:szCs w:val="24"/>
         </w:rPr>
       </w:pPr>
-      <w:bookmarkStart w:id="45" w:name="_Toc26431"/>
+      <w:bookmarkStart w:id="47" w:name="_Toc26431"/>
       <w:r>
         <w:rPr>
           <w:rFonts w:ascii="Times New Roman" w:hAnsi="Times New Roman"/>
@@ -22160,8 +22806,8 @@
         </w:rPr>
         <w:t>4.2. Сообщения пользователю</w:t>
       </w:r>
-      <w:bookmarkEnd w:id="44"/>
-      <w:bookmarkEnd w:id="45"/>
+      <w:bookmarkEnd w:id="46"/>
+      <w:bookmarkEnd w:id="47"/>
     </w:p>
     <w:p>
       <w:pPr>
@@ -22321,15 +22967,15 @@
         <w:spacing w:before="0" w:after="0"/>
         <w:textAlignment w:val="auto"/>
       </w:pPr>
-      <w:bookmarkStart w:id="46" w:name="_Toc226319116"/>
-      <w:bookmarkStart w:id="47" w:name="_Toc12240"/>
-      <w:bookmarkStart w:id="48" w:name="_Toc4326"/>
+      <w:bookmarkStart w:id="48" w:name="_Toc226319116"/>
+      <w:bookmarkStart w:id="49" w:name="_Toc12240"/>
+      <w:bookmarkStart w:id="50" w:name="_Toc4326"/>
       <w:r>
         <w:t>5. Тестирование и отладка программного модуля</w:t>
       </w:r>
-      <w:bookmarkEnd w:id="46"/>
-      <w:bookmarkEnd w:id="47"/>
       <w:bookmarkEnd w:id="48"/>
+      <w:bookmarkEnd w:id="49"/>
+      <w:bookmarkEnd w:id="50"/>
     </w:p>
     <w:p>
       <w:pPr>
@@ -34330,11 +34976,11 @@
         <w:bidi w:val="0"/>
         <w:jc w:val="center"/>
       </w:pPr>
-      <w:bookmarkStart w:id="49" w:name="_Toc12581"/>
+      <w:bookmarkStart w:id="51" w:name="_Toc12581"/>
       <w:r>
         <w:t>Рис. 11. Результаты тестирования</w:t>
       </w:r>
-      <w:bookmarkEnd w:id="49"/>
+      <w:bookmarkEnd w:id="51"/>
     </w:p>
     <w:p>
       <w:pPr>
@@ -35042,9 +35688,9 @@
           <w:szCs w:val="32"/>
         </w:rPr>
       </w:pPr>
-      <w:bookmarkStart w:id="50" w:name="_Toc226319117"/>
-      <w:bookmarkStart w:id="51" w:name="_Toc8220"/>
       <w:bookmarkStart w:id="52" w:name="_Toc24573"/>
+      <w:bookmarkStart w:id="53" w:name="_Toc226319117"/>
+      <w:bookmarkStart w:id="54" w:name="_Toc8220"/>
       <w:r>
         <w:rPr>
           <w:rFonts w:ascii="Times New Roman" w:hAnsi="Times New Roman" w:cs="Times New Roman"/>
@@ -35055,9 +35701,9 @@
         </w:rPr>
         <w:t>Заключение</w:t>
       </w:r>
-      <w:bookmarkEnd w:id="50"/>
-      <w:bookmarkEnd w:id="51"/>
       <w:bookmarkEnd w:id="52"/>
+      <w:bookmarkEnd w:id="53"/>
+      <w:bookmarkEnd w:id="54"/>
     </w:p>
     <w:p>
       <w:pPr>
@@ -35085,7 +35731,7 @@
           <w:szCs w:val="24"/>
         </w:rPr>
       </w:pPr>
-      <w:bookmarkStart w:id="53" w:name="_Toc226319118"/>
+      <w:bookmarkStart w:id="55" w:name="_Toc226319118"/>
       <w:r>
         <w:rPr>
           <w:rFonts w:hint="default" w:ascii="Times New Roman" w:hAnsi="Times New Roman" w:cs="Times New Roman"/>
@@ -35513,8 +36159,8 @@
           <w:szCs w:val="32"/>
         </w:rPr>
       </w:pPr>
-      <w:bookmarkStart w:id="54" w:name="_Toc22887"/>
-      <w:bookmarkStart w:id="55" w:name="_Toc19612"/>
+      <w:bookmarkStart w:id="56" w:name="_Toc22887"/>
+      <w:bookmarkStart w:id="57" w:name="_Toc19612"/>
       <w:r>
         <w:rPr>
           <w:rFonts w:ascii="Times New Roman" w:hAnsi="Times New Roman" w:cs="Times New Roman"/>
@@ -35525,9 +36171,9 @@
         </w:rPr>
         <w:t>Список литературы</w:t>
       </w:r>
-      <w:bookmarkEnd w:id="53"/>
-      <w:bookmarkEnd w:id="54"/>
       <w:bookmarkEnd w:id="55"/>
+      <w:bookmarkEnd w:id="56"/>
+      <w:bookmarkEnd w:id="57"/>
     </w:p>
     <w:p>
       <w:pPr>
@@ -36237,9 +36883,9 @@
           <w:szCs w:val="32"/>
         </w:rPr>
       </w:pPr>
-      <w:bookmarkStart w:id="56" w:name="_Toc226319119"/>
-      <w:bookmarkStart w:id="57" w:name="_Toc5747"/>
-      <w:bookmarkStart w:id="58" w:name="_Toc9789"/>
+      <w:bookmarkStart w:id="58" w:name="_Toc226319119"/>
+      <w:bookmarkStart w:id="59" w:name="_Toc5747"/>
+      <w:bookmarkStart w:id="60" w:name="_Toc9789"/>
       <w:r>
         <w:rPr>
           <w:rFonts w:ascii="Times New Roman" w:hAnsi="Times New Roman" w:cs="Times New Roman"/>
@@ -36250,9 +36896,9 @@
         </w:rPr>
         <w:t>Приложения</w:t>
       </w:r>
-      <w:bookmarkEnd w:id="56"/>
-      <w:bookmarkEnd w:id="57"/>
       <w:bookmarkEnd w:id="58"/>
+      <w:bookmarkEnd w:id="59"/>
+      <w:bookmarkEnd w:id="60"/>
     </w:p>
     <w:p>
       <w:pPr>
@@ -41323,7 +41969,7 @@
     <w:lsdException w:unhideWhenUsed="0" w:uiPriority="0" w:semiHidden="0" w:name="HTML Acronym"/>
     <w:lsdException w:unhideWhenUsed="0" w:uiPriority="0" w:semiHidden="0" w:name="HTML Address"/>
     <w:lsdException w:unhideWhenUsed="0" w:uiPriority="0" w:semiHidden="0" w:name="HTML Cite"/>
-    <w:lsdException w:unhideWhenUsed="0" w:uiPriority="0" w:semiHidden="0" w:name="HTML Code"/>
+    <w:lsdException w:qFormat="1" w:unhideWhenUsed="0" w:uiPriority="0" w:semiHidden="0" w:name="HTML Code"/>
     <w:lsdException w:unhideWhenUsed="0" w:uiPriority="0" w:semiHidden="0" w:name="HTML Definition"/>
     <w:lsdException w:unhideWhenUsed="0" w:uiPriority="0" w:semiHidden="0" w:name="HTML Keyboard"/>
     <w:lsdException w:uiPriority="99" w:semiHidden="0" w:name="HTML Preformatted"/>
@@ -41520,6 +42166,7 @@
   <w:style w:type="character" w:styleId="9">
     <w:name w:val="HTML Code"/>
     <w:basedOn w:val="6"/>
+    <w:qFormat/>
     <w:uiPriority w:val="0"/>
     <w:rPr>
       <w:rFonts w:ascii="Courier New" w:hAnsi="Courier New" w:cs="Courier New"/>
